--- a/docs/lerngelegenheiten/LG_digi-mediendidaktik/LM_urheberrecht.docx
+++ b/docs/lerngelegenheiten/LG_digi-mediendidaktik/LM_urheberrecht.docx
@@ -40,13 +40,307 @@
         <w:t xml:space="preserve">22.06.2024</w:t>
       </w:r>
     </w:p>
-    <w:bookmarkStart w:id="38" w:name="urheberrechtsgesetz-urg"/>
+    <w:p>
+      <w:pPr>
+        <w:pStyle w:val="AbstractTitle"/>
+      </w:pPr>
+      <w:r>
+        <w:t xml:space="preserve">Zusammenfassung</w:t>
+      </w:r>
+    </w:p>
+    <w:p>
+      <w:pPr>
+        <w:pStyle w:val="Abstract"/>
+      </w:pPr>
+      <w:r>
+        <w:t xml:space="preserve">In</w:t>
+      </w:r>
+      <w:r>
+        <w:t xml:space="preserve"> </w:t>
+      </w:r>
+      <w:r>
+        <w:t xml:space="preserve">diesem</w:t>
+      </w:r>
+      <w:r>
+        <w:t xml:space="preserve"> </w:t>
+      </w:r>
+      <w:r>
+        <w:t xml:space="preserve">Lernmodul</w:t>
+      </w:r>
+      <w:r>
+        <w:t xml:space="preserve"> </w:t>
+      </w:r>
+      <w:r>
+        <w:t xml:space="preserve">behandeln</w:t>
+      </w:r>
+      <w:r>
+        <w:t xml:space="preserve"> </w:t>
+      </w:r>
+      <w:r>
+        <w:t xml:space="preserve">wird</w:t>
+      </w:r>
+      <w:r>
+        <w:t xml:space="preserve"> </w:t>
+      </w:r>
+      <w:r>
+        <w:t xml:space="preserve">das</w:t>
+      </w:r>
+      <w:r>
+        <w:t xml:space="preserve"> </w:t>
+      </w:r>
+      <w:r>
+        <w:t xml:space="preserve">Schweizerische</w:t>
+      </w:r>
+      <w:r>
+        <w:t xml:space="preserve"> </w:t>
+      </w:r>
+      <w:r>
+        <w:t xml:space="preserve">Urheberrechtsgesetz</w:t>
+      </w:r>
+      <w:r>
+        <w:t xml:space="preserve"> </w:t>
+      </w:r>
+      <w:r>
+        <w:t xml:space="preserve">so</w:t>
+      </w:r>
+      <w:r>
+        <w:t xml:space="preserve"> </w:t>
+      </w:r>
+      <w:r>
+        <w:t xml:space="preserve">behandelt,</w:t>
+      </w:r>
+      <w:r>
+        <w:t xml:space="preserve"> </w:t>
+      </w:r>
+      <w:r>
+        <w:t xml:space="preserve">dass</w:t>
+      </w:r>
+      <w:r>
+        <w:t xml:space="preserve"> </w:t>
+      </w:r>
+      <w:r>
+        <w:t xml:space="preserve">eine</w:t>
+      </w:r>
+      <w:r>
+        <w:t xml:space="preserve"> </w:t>
+      </w:r>
+      <w:r>
+        <w:t xml:space="preserve">Lehrperson</w:t>
+      </w:r>
+      <w:r>
+        <w:t xml:space="preserve"> </w:t>
+      </w:r>
+      <w:r>
+        <w:t xml:space="preserve">es</w:t>
+      </w:r>
+      <w:r>
+        <w:t xml:space="preserve"> </w:t>
+      </w:r>
+      <w:r>
+        <w:t xml:space="preserve">lehrplankonform</w:t>
+      </w:r>
+      <w:r>
+        <w:t xml:space="preserve"> </w:t>
+      </w:r>
+      <w:r>
+        <w:t xml:space="preserve">unterrichten</w:t>
+      </w:r>
+      <w:r>
+        <w:t xml:space="preserve"> </w:t>
+      </w:r>
+      <w:r>
+        <w:t xml:space="preserve">kann</w:t>
+      </w:r>
+      <w:r>
+        <w:t xml:space="preserve"> </w:t>
+      </w:r>
+      <w:r>
+        <w:t xml:space="preserve">und</w:t>
+      </w:r>
+      <w:r>
+        <w:t xml:space="preserve"> </w:t>
+      </w:r>
+      <w:r>
+        <w:t xml:space="preserve">im</w:t>
+      </w:r>
+      <w:r>
+        <w:t xml:space="preserve"> </w:t>
+      </w:r>
+      <w:r>
+        <w:t xml:space="preserve">Beruf</w:t>
+      </w:r>
+      <w:r>
+        <w:t xml:space="preserve"> </w:t>
+      </w:r>
+      <w:r>
+        <w:t xml:space="preserve">umsetzen</w:t>
+      </w:r>
+      <w:r>
+        <w:t xml:space="preserve"> </w:t>
+      </w:r>
+      <w:r>
+        <w:t xml:space="preserve">kann.</w:t>
+      </w:r>
+    </w:p>
+    <w:tbl>
+      <w:tblPr>
+        <w:tblStyle w:val="Table"/>
+        <w:tblLook w:firstRow="0" w:lastRow="0" w:firstColumn="0" w:lastColumn="0" w:noHBand="0" w:noVBand="0" w:val="0000"/>
+        <w:tblBorders>
+          <w:left w:val="single" w:sz="24" w:space="0" w:color="0758E5"/>
+          <w:right w:val="single" w:sz="4" w:space="0" w:color="0758E5"/>
+          <w:top w:val="single" w:sz="4" w:space="0" w:color="0758E5"/>
+          <w:bottom w:val="single" w:sz="4" w:space="0" w:color="0758E5"/>
+        </w:tblBorders>
+        <w:tblCellMar>
+          <w:left w:w="144" w:type="dxa"/>
+          <w:right w:w="144" w:type="dxa"/>
+        </w:tblCellMar>
+        <w:tblInd w:w="164" w:type="dxa"/>
+        <w:tblW w:type="pct" w:w="100%"/>
+      </w:tblPr>
+      <w:tr>
+        <w:trPr>
+          <w:cantSplit/>
+        </w:trPr>
+        <w:tc>
+          <w:tcPr>
+            <w:shd w:color="auto" w:fill="dae6fb" w:val="clear"/>
+            <w:tcMar>
+              <w:top w:w="92" w:type="dxa"/>
+              <w:bottom w:w="92" w:type="dxa"/>
+            </w:tcMar>
+          </w:tcPr>
+          <w:p>
+            <w:pPr>
+              <w:pStyle w:val="FirstParagraph"/>
+            </w:pPr>
+            <w:pPr>
+              <w:spacing w:before="0" w:after="0"/>
+              <w:textAlignment w:val="center"/>
+            </w:pPr>
+            <w:r>
+              <w:drawing>
+                <wp:inline>
+                  <wp:extent cx="152400" cy="152400"/>
+                  <wp:effectExtent b="0" l="0" r="0" t="0"/>
+                  <wp:docPr descr="" title="" id="21" name="Picture"/>
+                  <a:graphic>
+                    <a:graphicData uri="http://schemas.openxmlformats.org/drawingml/2006/picture">
+                      <pic:pic>
+                        <pic:nvPicPr>
+                          <pic:cNvPr descr="/Applications/quarto/share/formats/docx/note.png" id="22" name="Picture"/>
+                          <pic:cNvPicPr>
+                            <a:picLocks noChangeArrowheads="1" noChangeAspect="1"/>
+                          </pic:cNvPicPr>
+                        </pic:nvPicPr>
+                        <pic:blipFill>
+                          <a:blip r:embed="rId20"/>
+                          <a:stretch>
+                            <a:fillRect/>
+                          </a:stretch>
+                        </pic:blipFill>
+                        <pic:spPr bwMode="auto">
+                          <a:xfrm>
+                            <a:off x="0" y="0"/>
+                            <a:ext cx="152400" cy="152400"/>
+                          </a:xfrm>
+                          <a:prstGeom prst="rect">
+                            <a:avLst/>
+                          </a:prstGeom>
+                          <a:noFill/>
+                          <a:ln w="9525">
+                            <a:noFill/>
+                            <a:headEnd/>
+                            <a:tailEnd/>
+                          </a:ln>
+                        </pic:spPr>
+                      </pic:pic>
+                    </a:graphicData>
+                  </a:graphic>
+                </wp:inline>
+              </w:drawing>
+            </w:r>
+            <w:r>
+              <w:t xml:space="preserve"> </w:t>
+            </w:r>
+            <w:r>
+              <w:t xml:space="preserve"> </w:t>
+            </w:r>
+            <w:r>
+              <w:t xml:space="preserve">Ziele des Lernmoduls</w:t>
+            </w:r>
+          </w:p>
+        </w:tc>
+      </w:tr>
+      <w:tr>
+        <w:trPr>
+          <w:cantSplit/>
+        </w:trPr>
+        <w:tc>
+          <w:tcPr>
+            <w:tcMar>
+              <w:top w:w="108" w:type="dxa"/>
+              <w:bottom w:w="108" w:type="dxa"/>
+            </w:tcMar>
+          </w:tcPr>
+          <w:p>
+            <w:pPr>
+              <w:pStyle w:val="BodyText"/>
+            </w:pPr>
+            <w:pPr>
+              <w:spacing w:before="16"/>
+            </w:pPr>
+            <w:r>
+              <w:t xml:space="preserve">Wir …</w:t>
+            </w:r>
+          </w:p>
+          <w:p>
+            <w:pPr>
+              <w:numPr>
+                <w:ilvl w:val="0"/>
+                <w:numId w:val="1001"/>
+              </w:numPr>
+              <w:pStyle w:val="Compact"/>
+            </w:pPr>
+            <w:r>
+              <w:t xml:space="preserve">beurteilen bei einer Verwendung von fremden Inhalt ob sie rechtskonform ist.</w:t>
+            </w:r>
+          </w:p>
+          <w:p>
+            <w:pPr>
+              <w:numPr>
+                <w:ilvl w:val="0"/>
+                <w:numId w:val="1001"/>
+              </w:numPr>
+              <w:pStyle w:val="Compact"/>
+            </w:pPr>
+            <w:r>
+              <w:t xml:space="preserve">verwenden und veröffentlichen eigene Lehr-Lernmaterial rechtskonform.</w:t>
+            </w:r>
+          </w:p>
+          <w:p>
+            <w:pPr>
+              <w:numPr>
+                <w:ilvl w:val="0"/>
+                <w:numId w:val="1001"/>
+              </w:numPr>
+              <w:pStyle w:val="Compact"/>
+            </w:pPr>
+            <w:r>
+              <w:t xml:space="preserve">können eine rechtskonforme Herstellung von eigenen und fremden Inhalten auf Niveau Sekundarstufe 1 lehren.</w:t>
+            </w:r>
+          </w:p>
+        </w:tc>
+      </w:tr>
+    </w:tbl>
+    <w:bookmarkStart w:id="28" w:name="einleitung"/>
     <w:p>
       <w:pPr>
         <w:pStyle w:val="Heading1"/>
       </w:pPr>
       <w:r>
-        <w:t xml:space="preserve">Urheberrechtsgesetz (URG)</w:t>
+        <w:t xml:space="preserve">Einleitung</w:t>
       </w:r>
     </w:p>
     <w:p>
@@ -54,29 +348,281 @@
         <w:pStyle w:val="FirstParagraph"/>
       </w:pPr>
       <w:r>
-        <w:t xml:space="preserve">Lesen Sie</w:t>
-      </w:r>
-      <w:r>
-        <w:t xml:space="preserve"> </w:t>
-      </w:r>
-      <w:hyperlink r:id="rId20">
+        <w:t xml:space="preserve">Im Gegensatz zum Begriff</w:t>
+      </w:r>
+      <w:r>
+        <w:t xml:space="preserve"> </w:t>
+      </w:r>
+      <w:r>
+        <w:rPr>
+          <w:iCs/>
+          <w:i/>
+        </w:rPr>
+        <w:t xml:space="preserve">Datenschutz</w:t>
+      </w:r>
+      <w:r>
+        <w:t xml:space="preserve"> </w:t>
+      </w:r>
+      <w:r>
+        <w:t xml:space="preserve">bezieht sich der Begriff</w:t>
+      </w:r>
+      <w:r>
+        <w:t xml:space="preserve"> </w:t>
+      </w:r>
+      <w:r>
+        <w:rPr>
+          <w:iCs/>
+          <w:i/>
+        </w:rPr>
+        <w:t xml:space="preserve">Urheberrecht</w:t>
+      </w:r>
+      <w:r>
+        <w:t xml:space="preserve"> </w:t>
+      </w:r>
+      <w:r>
+        <w:t xml:space="preserve">ausschliesslich auf den juristischen Begriff. Lehrpersonen sind keine Juristen, der Autor dieses Lernmoduls ist kein Jurist. Daher konzentriert sich dieses Modul darauf, das Schweizerische Gesetz zu verstehen, ohne eine Interpretation auf Basis vergangener Gerichtsurteile zu erwarten.</w:t>
+      </w:r>
+    </w:p>
+    <w:p>
+      <w:pPr>
+        <w:pStyle w:val="BodyText"/>
+      </w:pPr>
+      <w:r>
+        <w:t xml:space="preserve">Darüber hinaus wird sowohl auf eine Behandlung des für die Veröffentlichung von Werken auf internationalen Diensten häufig relevanten Immaterialgüterrechts anderer Länder als auch auf eine Analyse der Nutzungsbedingungen der einzelnen Plattformen verzichtet. Auch das</w:t>
+      </w:r>
+      <w:r>
+        <w:t xml:space="preserve"> </w:t>
+      </w:r>
+      <w:hyperlink r:id="rId23">
         <w:r>
           <w:rPr>
             <w:rStyle w:val="Hyperlink"/>
           </w:rPr>
-          <w:t xml:space="preserve">Bundesgesetz</w:t>
+          <w:t xml:space="preserve">Recht am eigenen Bild</w:t>
         </w:r>
+      </w:hyperlink>
+      <w:r>
+        <w:t xml:space="preserve"> </w:t>
+      </w:r>
+      <w:r>
+        <w:t xml:space="preserve">bzw. die Abbildung erkennbarer Personen, die unter das</w:t>
+      </w:r>
+      <w:r>
+        <w:t xml:space="preserve"> </w:t>
+      </w:r>
+      <w:hyperlink r:id="rId24">
         <w:r>
           <w:rPr>
             <w:rStyle w:val="Hyperlink"/>
           </w:rPr>
-          <w:t xml:space="preserve"> </w:t>
+          <w:t xml:space="preserve">Datenschutzgesetz</w:t>
         </w:r>
+      </w:hyperlink>
+      <w:r>
+        <w:t xml:space="preserve"> </w:t>
+      </w:r>
+      <w:r>
+        <w:t xml:space="preserve">fällt, wird nicht behandelt.</w:t>
+      </w:r>
+    </w:p>
+    <w:tbl>
+      <w:tblPr>
+        <w:tblStyle w:val="Table"/>
+        <w:tblLook w:firstRow="0" w:lastRow="0" w:firstColumn="0" w:lastColumn="0" w:noHBand="0" w:noVBand="0" w:val="0000"/>
+        <w:tblBorders>
+          <w:left w:val="single" w:sz="24" w:space="0" w:color="EB9113"/>
+          <w:right w:val="single" w:sz="4" w:space="0" w:color="EB9113"/>
+          <w:top w:val="single" w:sz="4" w:space="0" w:color="EB9113"/>
+          <w:bottom w:val="single" w:sz="4" w:space="0" w:color="EB9113"/>
+        </w:tblBorders>
+        <w:tblCellMar>
+          <w:left w:w="144" w:type="dxa"/>
+          <w:right w:w="144" w:type="dxa"/>
+        </w:tblCellMar>
+        <w:tblInd w:w="164" w:type="dxa"/>
+        <w:tblW w:type="pct" w:w="100%"/>
+      </w:tblPr>
+      <w:tr>
+        <w:trPr>
+          <w:cantSplit/>
+        </w:trPr>
+        <w:tc>
+          <w:tcPr>
+            <w:shd w:color="auto" w:fill="fcefdc" w:val="clear"/>
+            <w:tcMar>
+              <w:top w:w="92" w:type="dxa"/>
+              <w:bottom w:w="92" w:type="dxa"/>
+            </w:tcMar>
+          </w:tcPr>
+          <w:p>
+            <w:pPr>
+              <w:pStyle w:val="BodyText"/>
+            </w:pPr>
+            <w:pPr>
+              <w:spacing w:before="0" w:after="0"/>
+              <w:textAlignment w:val="center"/>
+            </w:pPr>
+            <w:r>
+              <w:drawing>
+                <wp:inline>
+                  <wp:extent cx="152400" cy="152400"/>
+                  <wp:effectExtent b="0" l="0" r="0" t="0"/>
+                  <wp:docPr descr="" title="" id="26" name="Picture"/>
+                  <a:graphic>
+                    <a:graphicData uri="http://schemas.openxmlformats.org/drawingml/2006/picture">
+                      <pic:pic>
+                        <pic:nvPicPr>
+                          <pic:cNvPr descr="/Applications/quarto/share/formats/docx/warning.png" id="27" name="Picture"/>
+                          <pic:cNvPicPr>
+                            <a:picLocks noChangeArrowheads="1" noChangeAspect="1"/>
+                          </pic:cNvPicPr>
+                        </pic:nvPicPr>
+                        <pic:blipFill>
+                          <a:blip r:embed="rId25"/>
+                          <a:stretch>
+                            <a:fillRect/>
+                          </a:stretch>
+                        </pic:blipFill>
+                        <pic:spPr bwMode="auto">
+                          <a:xfrm>
+                            <a:off x="0" y="0"/>
+                            <a:ext cx="152400" cy="152400"/>
+                          </a:xfrm>
+                          <a:prstGeom prst="rect">
+                            <a:avLst/>
+                          </a:prstGeom>
+                          <a:noFill/>
+                          <a:ln w="9525">
+                            <a:noFill/>
+                            <a:headEnd/>
+                            <a:tailEnd/>
+                          </a:ln>
+                        </pic:spPr>
+                      </pic:pic>
+                    </a:graphicData>
+                  </a:graphic>
+                </wp:inline>
+              </w:drawing>
+            </w:r>
+            <w:r>
+              <w:t xml:space="preserve"> </w:t>
+            </w:r>
+            <w:r>
+              <w:t xml:space="preserve"> </w:t>
+            </w:r>
+            <w:r>
+              <w:t xml:space="preserve">Warnung</w:t>
+            </w:r>
+          </w:p>
+        </w:tc>
+      </w:tr>
+      <w:tr>
+        <w:trPr>
+          <w:cantSplit/>
+        </w:trPr>
+        <w:tc>
+          <w:tcPr>
+            <w:tcMar>
+              <w:top w:w="108" w:type="dxa"/>
+              <w:bottom w:w="108" w:type="dxa"/>
+            </w:tcMar>
+          </w:tcPr>
+          <w:p>
+            <w:pPr>
+              <w:pStyle w:val="BodyText"/>
+            </w:pPr>
+            <w:pPr>
+              <w:spacing w:before="16" w:after="16"/>
+            </w:pPr>
+            <w:r>
+              <w:t xml:space="preserve">Bei juristischen Themen wird empfohlen, das Gesetz wörtlich zu zitieren und auf Paraphrasen zu verzichten. Verwenden Sie den genauen Wortlaut des Gesetzes und vermeiden Sie Synonyme, es sei denn, Sie sind sicher, dass die Wörter im rechtlichen Kontext gleichbedeutend sind.</w:t>
+            </w:r>
+          </w:p>
+        </w:tc>
+      </w:tr>
+    </w:tbl>
+    <w:bookmarkEnd w:id="28"/>
+    <w:bookmarkStart w:id="52" w:name="urheberrechtsgesetz-urg"/>
+    <w:p>
+      <w:pPr>
+        <w:pStyle w:val="Heading1"/>
+      </w:pPr>
+      <w:r>
+        <w:t xml:space="preserve">Urheberrechtsgesetz (URG)</w:t>
+      </w:r>
+    </w:p>
+    <w:p>
+      <w:pPr>
+        <w:pStyle w:val="FirstParagraph"/>
+      </w:pPr>
+      <w:hyperlink r:id="rId29">
         <w:r>
           <w:rPr>
             <w:rStyle w:val="Hyperlink"/>
           </w:rPr>
-          <w:t xml:space="preserve">über das Urheberrecht und verwandte Schutzrechte</w:t>
+          <w:t xml:space="preserve">MI.1.3.g</w:t>
+        </w:r>
+      </w:hyperlink>
+      <w:r>
+        <w:t xml:space="preserve"> </w:t>
+      </w:r>
+      <w:r>
+        <w:t xml:space="preserve">bedingt, dass Sie das Bundesgesetz</w:t>
+      </w:r>
+      <w:r>
+        <w:t xml:space="preserve"> </w:t>
+      </w:r>
+      <w:r>
+        <w:t xml:space="preserve">über das</w:t>
+      </w:r>
+      <w:r>
+        <w:t xml:space="preserve"> </w:t>
+      </w:r>
+      <w:hyperlink r:id="rId30">
+        <w:r>
+          <w:rPr>
+            <w:rStyle w:val="Hyperlink"/>
+          </w:rPr>
+          <w:t xml:space="preserve">Urheberrecht und verwandte Schutzrechte vom 9. Oktober 1992 (Urheberrechtsgesetz, URG; SR 231.1)</w:t>
+        </w:r>
+      </w:hyperlink>
+      <w:r>
+        <w:t xml:space="preserve"> </w:t>
+      </w:r>
+      <w:r>
+        <w:t xml:space="preserve">im Unterricht behandeln.</w:t>
+      </w:r>
+    </w:p>
+    <w:p>
+      <w:pPr>
+        <w:pStyle w:val="BodyText"/>
+      </w:pPr>
+      <w:r>
+        <w:t xml:space="preserve">Lesen Sie das</w:t>
+      </w:r>
+      <w:r>
+        <w:t xml:space="preserve"> </w:t>
+      </w:r>
+      <w:hyperlink r:id="rId30">
+        <w:r>
+          <w:rPr>
+            <w:rStyle w:val="Hyperlink"/>
+          </w:rPr>
+          <w:t xml:space="preserve">URG</w:t>
+        </w:r>
+      </w:hyperlink>
+      <w:r>
+        <w:t xml:space="preserve">, sowie</w:t>
+      </w:r>
+      <w:r>
+        <w:t xml:space="preserve"> </w:t>
+      </w:r>
+      <w:hyperlink r:id="rId31">
+        <w:r>
+          <w:rPr>
+            <w:rStyle w:val="Hyperlink"/>
+          </w:rPr>
+          <w:t xml:space="preserve">Art. 321 bis Art. 321e OR</w:t>
         </w:r>
       </w:hyperlink>
       <w:r>
@@ -96,10 +642,10 @@
         <w:t xml:space="preserve"> </w:t>
       </w:r>
       <w:r>
-        <w:t xml:space="preserve">die Fragen mit Hilfe des URG.</w:t>
-      </w:r>
-    </w:p>
-    <w:bookmarkStart w:id="37" w:name="bearbeitungsfragen"/>
+        <w:t xml:space="preserve">die Fragen unten mit Hilfe der Gesetze.</w:t>
+      </w:r>
+    </w:p>
+    <w:bookmarkStart w:id="51" w:name="bearbeitungsfragen"/>
     <w:p>
       <w:pPr>
         <w:pStyle w:val="Heading2"/>
@@ -108,7 +654,7 @@
         <w:t xml:space="preserve">Bearbeitungsfragen</w:t>
       </w:r>
     </w:p>
-    <w:bookmarkStart w:id="21" w:name="exr-line"/>
+    <w:bookmarkStart w:id="32" w:name="exr-line"/>
     <w:p>
       <w:pPr>
         <w:pStyle w:val="FirstParagraph"/>
@@ -127,7 +673,7 @@
         <w:t xml:space="preserve">Der Urheber eines Werkes ist seit 80 Jahren verstorben. Ist die Übersetzung damit ebenfalls frei?</w:t>
       </w:r>
     </w:p>
-    <w:bookmarkEnd w:id="21"/>
+    <w:bookmarkEnd w:id="32"/>
     <w:p>
       <w:pPr>
         <w:pStyle w:val="BodyText"/>
@@ -162,7 +708,7 @@
         <w:t xml:space="preserve">URG Art. 3 Abs. 3</w:t>
       </w:r>
     </w:p>
-    <w:bookmarkStart w:id="22" w:name="exr-line"/>
+    <w:bookmarkStart w:id="33" w:name="exr-line"/>
     <w:p>
       <w:pPr>
         <w:pStyle w:val="BodyText"/>
@@ -225,7 +771,7 @@
         <w:t xml:space="preserve">sind (vermutlich) nicht geschützt. Ist somit eine Aufgabe mit 10 von diesen Gleichungen ebenfalls nicht geschützt?</w:t>
       </w:r>
     </w:p>
-    <w:bookmarkEnd w:id="22"/>
+    <w:bookmarkEnd w:id="33"/>
     <w:p>
       <w:pPr>
         <w:pStyle w:val="BodyText"/>
@@ -260,7 +806,7 @@
         <w:t xml:space="preserve">URG Art. 4 Abs. 1</w:t>
       </w:r>
     </w:p>
-    <w:bookmarkStart w:id="23" w:name="exr-line"/>
+    <w:bookmarkStart w:id="34" w:name="exr-line"/>
     <w:p>
       <w:pPr>
         <w:pStyle w:val="BodyText"/>
@@ -279,7 +825,7 @@
         <w:t xml:space="preserve">Dürfen Lehrmaterialien welche zur ausschliesslichen Verwendung in einem Kurs erschaffen wurden, zitiert werden?</w:t>
       </w:r>
     </w:p>
-    <w:bookmarkEnd w:id="23"/>
+    <w:bookmarkEnd w:id="34"/>
     <w:p>
       <w:pPr>
         <w:pStyle w:val="BodyText"/>
@@ -334,7 +880,7 @@
         <w:t xml:space="preserve">URG Art. 25 Abs. 1</w:t>
       </w:r>
     </w:p>
-    <w:bookmarkStart w:id="24" w:name="exr-line"/>
+    <w:bookmarkStart w:id="35" w:name="exr-line"/>
     <w:p>
       <w:pPr>
         <w:pStyle w:val="BodyText"/>
@@ -353,7 +899,7 @@
         <w:t xml:space="preserve">Dürfen Werke, deren Ursprung nicht bekannt ist, zitiert werden?</w:t>
       </w:r>
     </w:p>
-    <w:bookmarkEnd w:id="24"/>
+    <w:bookmarkEnd w:id="35"/>
     <w:p>
       <w:pPr>
         <w:pStyle w:val="BodyText"/>
@@ -388,7 +934,7 @@
         <w:t xml:space="preserve">URG Art. 22b Abs. 3</w:t>
       </w:r>
     </w:p>
-    <w:bookmarkStart w:id="25" w:name="exr-line"/>
+    <w:bookmarkStart w:id="36" w:name="exr-line"/>
     <w:p>
       <w:pPr>
         <w:pStyle w:val="BodyText"/>
@@ -407,7 +953,7 @@
         <w:t xml:space="preserve">Darf ich fremde Unterrichtsmaterialien umändern und in meinem Unterricht benutzen?</w:t>
       </w:r>
     </w:p>
-    <w:bookmarkEnd w:id="25"/>
+    <w:bookmarkEnd w:id="36"/>
     <w:p>
       <w:pPr>
         <w:pStyle w:val="BodyText"/>
@@ -442,7 +988,7 @@
         <w:t xml:space="preserve">URG Art. 11 Abs. 1</w:t>
       </w:r>
     </w:p>
-    <w:bookmarkStart w:id="26" w:name="exr-line"/>
+    <w:bookmarkStart w:id="37" w:name="exr-line"/>
     <w:p>
       <w:pPr>
         <w:pStyle w:val="BodyText"/>
@@ -461,7 +1007,7 @@
         <w:t xml:space="preserve">Darf ich Unterrichtsmaterialien, welche ich von einer eng befreundeten Lehrperson (legal) erhalten habe, an meine Klasse für den Unterricht weitergeben?</w:t>
       </w:r>
     </w:p>
-    <w:bookmarkEnd w:id="26"/>
+    <w:bookmarkEnd w:id="37"/>
     <w:p>
       <w:pPr>
         <w:pStyle w:val="BodyText"/>
@@ -478,7 +1024,7 @@
         <w:t xml:space="preserve">Jein. Enge Freunde geben Ihnen Werke gemäss URG Art. 19 Abs. 1 lit. a weiter. Sie geben Ihrer Klasse es jedoch nach URG Art. 19 Abs. 1 lit. b weiter. URG Art. 19 Abs. 3 regelt, welche Werke nicht an die Klasse weitergegeben werden dürfen. Es handelt sich insbesondere um Werke der bildenden Kunst und weitgehend vollständige Werkexemplare.</w:t>
       </w:r>
     </w:p>
-    <w:bookmarkStart w:id="27" w:name="exr-line"/>
+    <w:bookmarkStart w:id="38" w:name="exr-line"/>
     <w:p>
       <w:pPr>
         <w:pStyle w:val="BodyText"/>
@@ -497,7 +1043,7 @@
         <w:t xml:space="preserve">Erhalten Urheber eine Vergütung, falls ich für den Unterricht in meiner Klasse verwende?</w:t>
       </w:r>
     </w:p>
-    <w:bookmarkEnd w:id="27"/>
+    <w:bookmarkEnd w:id="38"/>
     <w:p>
       <w:pPr>
         <w:pStyle w:val="BodyText"/>
@@ -532,7 +1078,7 @@
         <w:t xml:space="preserve">URG Art. 20 Abs. 2</w:t>
       </w:r>
     </w:p>
-    <w:bookmarkStart w:id="28" w:name="exr-line"/>
+    <w:bookmarkStart w:id="39" w:name="exr-line"/>
     <w:p>
       <w:pPr>
         <w:pStyle w:val="BodyText"/>
@@ -551,7 +1097,7 @@
         <w:t xml:space="preserve">Meine Kollege benutzt die von mir (privat) erstellten Materialien. Schuldet er mir eine Vergütung?</w:t>
       </w:r>
     </w:p>
-    <w:bookmarkEnd w:id="28"/>
+    <w:bookmarkEnd w:id="39"/>
     <w:p>
       <w:pPr>
         <w:pStyle w:val="BodyText"/>
@@ -586,7 +1132,7 @@
         <w:t xml:space="preserve">URG Art. 20 Abs. 4</w:t>
       </w:r>
     </w:p>
-    <w:bookmarkStart w:id="29" w:name="exr-line"/>
+    <w:bookmarkStart w:id="40" w:name="exr-line"/>
     <w:p>
       <w:pPr>
         <w:pStyle w:val="BodyText"/>
@@ -605,7 +1151,7 @@
         <w:t xml:space="preserve">Wird ein nicht weitesgehend vollständiges Werkexemplar für den Unterricht vervielfältig, muss dann die Quelle angegeben werden?</w:t>
       </w:r>
     </w:p>
-    <w:bookmarkEnd w:id="29"/>
+    <w:bookmarkEnd w:id="40"/>
     <w:p>
       <w:pPr>
         <w:pStyle w:val="BodyText"/>
@@ -640,7 +1186,7 @@
         <w:t xml:space="preserve">nach URG Art. 19 Abs. 1 lit. b und nicht um ein Zitat nach URG Art. 25</w:t>
       </w:r>
     </w:p>
-    <w:bookmarkStart w:id="30" w:name="exr-line"/>
+    <w:bookmarkStart w:id="41" w:name="exr-line"/>
     <w:p>
       <w:pPr>
         <w:pStyle w:val="BodyText"/>
@@ -659,7 +1205,7 @@
         <w:t xml:space="preserve">Darf bildende Kunst zitiert werden?</w:t>
       </w:r>
     </w:p>
-    <w:bookmarkEnd w:id="30"/>
+    <w:bookmarkEnd w:id="41"/>
     <w:p>
       <w:pPr>
         <w:pStyle w:val="BodyText"/>
@@ -716,7 +1262,7 @@
       <w:r>
         <w:t xml:space="preserve"> </w:t>
       </w:r>
-      <w:hyperlink r:id="rId31">
+      <w:hyperlink r:id="rId42">
         <w:r>
           <w:rPr>
             <w:rStyle w:val="Hyperlink"/>
@@ -725,7 +1271,7 @@
         </w:r>
       </w:hyperlink>
     </w:p>
-    <w:bookmarkStart w:id="32" w:name="exr-line"/>
+    <w:bookmarkStart w:id="43" w:name="exr-line"/>
     <w:p>
       <w:pPr>
         <w:pStyle w:val="BodyText"/>
@@ -744,7 +1290,7 @@
         <w:t xml:space="preserve">Gibt es (gesetzliche) Regeln wie man die Quelle bei Zitaten korrekt angibt?</w:t>
       </w:r>
     </w:p>
-    <w:bookmarkEnd w:id="32"/>
+    <w:bookmarkEnd w:id="43"/>
     <w:p>
       <w:pPr>
         <w:pStyle w:val="BodyText"/>
@@ -779,7 +1325,7 @@
         <w:t xml:space="preserve">URG Art. 25 Abs. 2</w:t>
       </w:r>
     </w:p>
-    <w:bookmarkStart w:id="33" w:name="exr-line"/>
+    <w:bookmarkStart w:id="44" w:name="exr-line"/>
     <w:p>
       <w:pPr>
         <w:pStyle w:val="BodyText"/>
@@ -816,7 +1362,7 @@
         <w:t xml:space="preserve">(1936) noch urheberrechtlich geschützt?</w:t>
       </w:r>
     </w:p>
-    <w:bookmarkEnd w:id="33"/>
+    <w:bookmarkEnd w:id="44"/>
     <w:p>
       <w:pPr>
         <w:pStyle w:val="BodyText"/>
@@ -835,7 +1381,7 @@
       <w:r>
         <w:t xml:space="preserve"> </w:t>
       </w:r>
-      <w:hyperlink r:id="rId34">
+      <w:hyperlink r:id="rId45">
         <w:r>
           <w:rPr>
             <w:rStyle w:val="Hyperlink"/>
@@ -847,7 +1393,7 @@
         <w:t xml:space="preserve">, somit erlischt das Urheberrecht am 25.12.2027.</w:t>
       </w:r>
     </w:p>
-    <w:bookmarkStart w:id="35" w:name="exr-line"/>
+    <w:bookmarkStart w:id="46" w:name="exr-line"/>
     <w:p>
       <w:pPr>
         <w:pStyle w:val="BodyText"/>
@@ -866,7 +1412,7 @@
         <w:t xml:space="preserve">Haftet die Lehrperson bei einem Urheberrechtsverstoss persönlich?</w:t>
       </w:r>
     </w:p>
-    <w:bookmarkEnd w:id="35"/>
+    <w:bookmarkEnd w:id="46"/>
     <w:p>
       <w:pPr>
         <w:pStyle w:val="BodyText"/>
@@ -919,7 +1465,7 @@
         <w:t xml:space="preserve">Beispiel: Eine Lehrperson hat über einen Cloudprovider sein Skript mit seiner Klasse über einen öffentlich verfügbaren Link geteilt. Das Skript enthielt eine Textaufgabe welche aus einem Schulbuch eines Verlages (teilweise) übernommen wurde. Der Verlag hat von der Lehrperson (privat) 10’000 Chf verlangt, damit es nicht vor Gericht geht.</w:t>
       </w:r>
     </w:p>
-    <w:bookmarkStart w:id="36" w:name="exr-line"/>
+    <w:bookmarkStart w:id="47" w:name="exr-line"/>
     <w:p>
       <w:pPr>
         <w:pStyle w:val="BodyText"/>
@@ -935,10 +1481,115 @@
         <w:t xml:space="preserve"> </w:t>
       </w:r>
       <w:r>
+        <w:t xml:space="preserve">Dürfen Filme und Serien gratis gedownloaded werden, falls davon auszugehen ist, dass diese unrechtmässig angeboten werden?</w:t>
+      </w:r>
+    </w:p>
+    <w:bookmarkEnd w:id="47"/>
+    <w:p>
+      <w:pPr>
+        <w:pStyle w:val="BodyText"/>
+      </w:pPr>
+      <w:r>
+        <w:t xml:space="preserve">Lösungsvorschlag</w:t>
+      </w:r>
+    </w:p>
+    <w:p>
+      <w:pPr>
+        <w:pStyle w:val="BodyText"/>
+      </w:pPr>
+      <w:r>
+        <w:t xml:space="preserve">Gemäss dem Eidgenössischem Institut für Geistiges Eigentum ist das Downloaden für den Privatgebrauch nicht verboten:</w:t>
+      </w:r>
+    </w:p>
+    <w:p>
+      <w:pPr>
+        <w:pStyle w:val="BlockText"/>
+      </w:pPr>
+      <w:r>
+        <w:t xml:space="preserve">“</w:t>
+      </w:r>
+      <w:r>
+        <w:t xml:space="preserve">Das Herunterladen oder Streaming für den Privatgebrauch ist gesetzlich erlaubt. Dies gilt selbst dann, wenn Sie von illegalen Quellen herunterladen. Letzteres steht zwar nicht ausdrücklich im Gesetz, scheint aber heute unbestritten zu sein. Das Hochladen von Werken gehört hingegen nicht zum gesetzlich erlaubten Privatgebrauch.</w:t>
+      </w:r>
+      <w:r>
+        <w:t xml:space="preserve">”</w:t>
+      </w:r>
+      <w:r>
+        <w:t xml:space="preserve"> </w:t>
+      </w:r>
+      <w:hyperlink r:id="rId48">
+        <w:r>
+          <w:rPr>
+            <w:rStyle w:val="Hyperlink"/>
+          </w:rPr>
+          <w:t xml:space="preserve">Quelle: IGE</w:t>
+        </w:r>
+      </w:hyperlink>
+    </w:p>
+    <w:bookmarkStart w:id="49" w:name="exr-line"/>
+    <w:p>
+      <w:pPr>
+        <w:pStyle w:val="FirstParagraph"/>
+      </w:pPr>
+      <w:r>
+        <w:rPr>
+          <w:bCs/>
+          <w:b/>
+        </w:rPr>
+        <w:t xml:space="preserve">Übungsaufgabe 15</w:t>
+      </w:r>
+      <w:r>
+        <w:t xml:space="preserve"> </w:t>
+      </w:r>
+      <w:r>
+        <w:t xml:space="preserve">Darf ein Werk (Statue oder Fassadenmalerei) auf einem Privathaus photographiert und das Photo veröffentlicht werden?</w:t>
+      </w:r>
+    </w:p>
+    <w:bookmarkEnd w:id="49"/>
+    <w:p>
+      <w:pPr>
+        <w:pStyle w:val="BodyText"/>
+      </w:pPr>
+      <w:r>
+        <w:t xml:space="preserve">Lösungsvorschlag</w:t>
+      </w:r>
+    </w:p>
+    <w:p>
+      <w:pPr>
+        <w:pStyle w:val="BodyText"/>
+      </w:pPr>
+      <w:r>
+        <w:t xml:space="preserve">Ja, Gemäss Art. 27 Abs. 1 URG dürfen Werke welche sich auf allgemein zugänglichem Grund befindet, abgebildet werden. Allgemein zugänglicher Grund schliesst Privatgrund nicht aus.</w:t>
+      </w:r>
+    </w:p>
+    <w:p>
+      <w:pPr>
+        <w:pStyle w:val="BodyText"/>
+      </w:pPr>
+      <w:r>
+        <w:t xml:space="preserve">Gemäss Art. 27 Abs. 2 URG darf die Abbildung jedoch nicht dreidimensional (z.B. eine Statue) sein und die Abbildung darf nicht zum gleichen Zweck vewendet werden, eine Fassadenmalerei darf z.B. nicht auf der eigenen Hausfassade abgebildet werden.</w:t>
+      </w:r>
+    </w:p>
+    <w:bookmarkStart w:id="50" w:name="exr-line"/>
+    <w:p>
+      <w:pPr>
+        <w:pStyle w:val="BodyText"/>
+      </w:pPr>
+      <w:r>
+        <w:rPr>
+          <w:bCs/>
+          <w:b/>
+        </w:rPr>
+        <w:t xml:space="preserve">Übungsaufgabe 16</w:t>
+      </w:r>
+      <w:r>
+        <w:t xml:space="preserve"> </w:t>
+      </w:r>
+      <w:r>
         <w:t xml:space="preserve">Gehört das Werk, welches ein Programm dank maschinellem Lernen und einer Benutzereingabe erstellt hat, diesem Benutzer?</w:t>
       </w:r>
     </w:p>
-    <w:bookmarkEnd w:id="36"/>
+    <w:bookmarkEnd w:id="50"/>
     <w:p>
       <w:pPr>
         <w:pStyle w:val="BodyText"/>
@@ -996,15 +1647,15 @@
         <w:t xml:space="preserve">Art. 6 URG</w:t>
       </w:r>
     </w:p>
-    <w:bookmarkEnd w:id="37"/>
-    <w:bookmarkEnd w:id="38"/>
-    <w:bookmarkStart w:id="39" w:name="prolitteris-und-gemeinsamer-tarif-7"/>
+    <w:bookmarkEnd w:id="51"/>
+    <w:bookmarkEnd w:id="52"/>
+    <w:bookmarkStart w:id="53" w:name="gemeinsamer-tarif-7"/>
     <w:p>
       <w:pPr>
         <w:pStyle w:val="Heading1"/>
       </w:pPr>
       <w:r>
-        <w:t xml:space="preserve">ProLitteris und Gemeinsamer Tarif 7</w:t>
+        <w:t xml:space="preserve">Gemeinsamer Tarif 7</w:t>
       </w:r>
     </w:p>
     <w:p>
@@ -1018,11 +1669,28 @@
         <w:t xml:space="preserve"> </w:t>
       </w:r>
       <w:r>
-        <w:t xml:space="preserve">hält im GT7 weitere Rechte für Schulen fest. Diese gehen über die Rechte nach URG hinaus, helfen jedoch nicht, falls Materialien öffentlich zugänglich gemacht werden.</w:t>
-      </w:r>
-    </w:p>
-    <w:bookmarkEnd w:id="39"/>
-    <w:bookmarkStart w:id="45" w:name="X16e9285c1d532f294df84aa8a4c0241034d7aec"/>
+        <w:t xml:space="preserve">hält im gemeinsamen Tarif 7 (GT7) weitere Rechte für die Nutzung in Schulen fest. Diese gehen über die Rechte nach</w:t>
+      </w:r>
+      <w:r>
+        <w:t xml:space="preserve"> </w:t>
+      </w:r>
+      <w:hyperlink r:id="rId30">
+        <w:r>
+          <w:rPr>
+            <w:rStyle w:val="Hyperlink"/>
+          </w:rPr>
+          <w:t xml:space="preserve">Art. 19 Abs. 1 lit. b URG</w:t>
+        </w:r>
+      </w:hyperlink>
+      <w:r>
+        <w:t xml:space="preserve"> </w:t>
+      </w:r>
+      <w:r>
+        <w:t xml:space="preserve">hinaus. GT7 ist jedoch nicht anwendbar auf eine breitere Veröffentlichung.</w:t>
+      </w:r>
+    </w:p>
+    <w:bookmarkEnd w:id="53"/>
+    <w:bookmarkStart w:id="59" w:name="X16e9285c1d532f294df84aa8a4c0241034d7aec"/>
     <w:p>
       <w:pPr>
         <w:pStyle w:val="Heading1"/>
@@ -1061,8 +1729,8 @@
         <w:t xml:space="preserve">hat einen lesenswerten Beitrag spezifisch für Lehrpersonen verfasst.</w:t>
       </w:r>
     </w:p>
-    <w:bookmarkStart w:id="44" w:name="refs"/>
-    <w:bookmarkStart w:id="41" w:name="ref-hofmann_wer_2016"/>
+    <w:bookmarkStart w:id="58" w:name="refs"/>
+    <w:bookmarkStart w:id="55" w:name="ref-hofmann_wer_2016"/>
     <w:p>
       <w:pPr>
         <w:pStyle w:val="Bibliography"/>
@@ -1099,7 +1767,7 @@
       <w:r>
         <w:t xml:space="preserve"> </w:t>
       </w:r>
-      <w:hyperlink r:id="rId40">
+      <w:hyperlink r:id="rId54">
         <w:r>
           <w:rPr>
             <w:rStyle w:val="Hyperlink"/>
@@ -1108,8 +1776,8 @@
         </w:r>
       </w:hyperlink>
     </w:p>
-    <w:bookmarkEnd w:id="41"/>
-    <w:bookmarkStart w:id="43" w:name="ref-prolitteris_gemeinsamer_2022"/>
+    <w:bookmarkEnd w:id="55"/>
+    <w:bookmarkStart w:id="57" w:name="ref-prolitteris_gemeinsamer_2022"/>
     <w:p>
       <w:pPr>
         <w:pStyle w:val="Bibliography"/>
@@ -1163,7 +1831,7 @@
       <w:r>
         <w:t xml:space="preserve"> </w:t>
       </w:r>
-      <w:hyperlink r:id="rId42">
+      <w:hyperlink r:id="rId56">
         <w:r>
           <w:rPr>
             <w:rStyle w:val="Hyperlink"/>
@@ -1172,9 +1840,9 @@
         </w:r>
       </w:hyperlink>
     </w:p>
-    <w:bookmarkEnd w:id="43"/>
-    <w:bookmarkEnd w:id="44"/>
-    <w:bookmarkEnd w:id="45"/>
+    <w:bookmarkEnd w:id="57"/>
+    <w:bookmarkEnd w:id="58"/>
+    <w:bookmarkEnd w:id="59"/>
     <w:sectPr/>
   </w:body>
 </w:document>
@@ -1281,8 +1949,87 @@
       </w:pPr>
     </w:lvl>
   </w:abstractNum>
+  <w:abstractNum w:abstractNumId="991">
+    <w:nsid w:val="A991"/>
+    <w:multiLevelType w:val="multilevel"/>
+    <w:lvl w:ilvl="0">
+      <w:numFmt w:val="bullet"/>
+      <w:lvlText w:val="•"/>
+      <w:lvlJc w:val="left"/>
+      <w:pPr>
+        <w:ind w:left="720" w:hanging="480"/>
+      </w:pPr>
+    </w:lvl>
+    <w:lvl w:ilvl="1">
+      <w:numFmt w:val="bullet"/>
+      <w:lvlText w:val="–"/>
+      <w:lvlJc w:val="left"/>
+      <w:pPr>
+        <w:ind w:left="1440" w:hanging="480"/>
+      </w:pPr>
+    </w:lvl>
+    <w:lvl w:ilvl="2">
+      <w:numFmt w:val="bullet"/>
+      <w:lvlText w:val="•"/>
+      <w:lvlJc w:val="left"/>
+      <w:pPr>
+        <w:ind w:left="2160" w:hanging="480"/>
+      </w:pPr>
+    </w:lvl>
+    <w:lvl w:ilvl="3">
+      <w:numFmt w:val="bullet"/>
+      <w:lvlText w:val="–"/>
+      <w:lvlJc w:val="left"/>
+      <w:pPr>
+        <w:ind w:left="2880" w:hanging="480"/>
+      </w:pPr>
+    </w:lvl>
+    <w:lvl w:ilvl="4">
+      <w:numFmt w:val="bullet"/>
+      <w:lvlText w:val="•"/>
+      <w:lvlJc w:val="left"/>
+      <w:pPr>
+        <w:ind w:left="3600" w:hanging="480"/>
+      </w:pPr>
+    </w:lvl>
+    <w:lvl w:ilvl="5">
+      <w:numFmt w:val="bullet"/>
+      <w:lvlText w:val="–"/>
+      <w:lvlJc w:val="left"/>
+      <w:pPr>
+        <w:ind w:left="4320" w:hanging="480"/>
+      </w:pPr>
+    </w:lvl>
+    <w:lvl w:ilvl="6">
+      <w:numFmt w:val="bullet"/>
+      <w:lvlText w:val="•"/>
+      <w:lvlJc w:val="left"/>
+      <w:pPr>
+        <w:ind w:left="5040" w:hanging="480"/>
+      </w:pPr>
+    </w:lvl>
+    <w:lvl w:ilvl="7">
+      <w:numFmt w:val="bullet"/>
+      <w:lvlText w:val="–"/>
+      <w:lvlJc w:val="left"/>
+      <w:pPr>
+        <w:ind w:left="5760" w:hanging="480"/>
+      </w:pPr>
+    </w:lvl>
+    <w:lvl w:ilvl="8">
+      <w:numFmt w:val="bullet"/>
+      <w:lvlText w:val="•"/>
+      <w:lvlJc w:val="left"/>
+      <w:pPr>
+        <w:ind w:left="6480" w:hanging="480"/>
+      </w:pPr>
+    </w:lvl>
+  </w:abstractNum>
   <w:num w:numId="1000">
     <w:abstractNumId w:val="990"/>
+  </w:num>
+  <w:num w:numId="1001">
+    <w:abstractNumId w:val="991"/>
   </w:num>
 </w:numbering>
 </file>

--- a/docs/lerngelegenheiten/LG_digi-mediendidaktik/LM_urheberrecht.docx
+++ b/docs/lerngelegenheiten/LG_digi-mediendidaktik/LM_urheberrecht.docx
@@ -16,20 +16,6 @@
       </w:pPr>
       <w:r>
         <w:t xml:space="preserve">Mediendidaktik</w:t>
-      </w:r>
-    </w:p>
-    <w:p>
-      <w:pPr>
-        <w:pStyle w:val="Author"/>
-      </w:pPr>
-      <w:r>
-        <w:t xml:space="preserve">Richard</w:t>
-      </w:r>
-      <w:r>
-        <w:t xml:space="preserve"> </w:t>
-      </w:r>
-      <w:r>
-        <w:t xml:space="preserve">Conrardy</w:t>
       </w:r>
     </w:p>
     <w:p>

--- a/docs/lerngelegenheiten/LG_digi-mediendidaktik/LM_urheberrecht.docx
+++ b/docs/lerngelegenheiten/LG_digi-mediendidaktik/LM_urheberrecht.docx
@@ -23,13 +23,7 @@
         <w:pStyle w:val="Author"/>
       </w:pPr>
       <w:r>
-        <w:t xml:space="preserve">Richard</w:t>
-      </w:r>
-      <w:r>
-        <w:t xml:space="preserve"> </w:t>
-      </w:r>
-      <w:r>
-        <w:t xml:space="preserve">Conrardy</w:t>
+        <w:t xml:space="preserve">Richard Conrardy</w:t>
       </w:r>
     </w:p>
     <w:p>
@@ -53,133 +47,7 @@
         <w:pStyle w:val="Abstract"/>
       </w:pPr>
       <w:r>
-        <w:t xml:space="preserve">In</w:t>
-      </w:r>
-      <w:r>
-        <w:t xml:space="preserve"> </w:t>
-      </w:r>
-      <w:r>
-        <w:t xml:space="preserve">diesem</w:t>
-      </w:r>
-      <w:r>
-        <w:t xml:space="preserve"> </w:t>
-      </w:r>
-      <w:r>
-        <w:t xml:space="preserve">Lernmodul</w:t>
-      </w:r>
-      <w:r>
-        <w:t xml:space="preserve"> </w:t>
-      </w:r>
-      <w:r>
-        <w:t xml:space="preserve">behandeln</w:t>
-      </w:r>
-      <w:r>
-        <w:t xml:space="preserve"> </w:t>
-      </w:r>
-      <w:r>
-        <w:t xml:space="preserve">wird</w:t>
-      </w:r>
-      <w:r>
-        <w:t xml:space="preserve"> </w:t>
-      </w:r>
-      <w:r>
-        <w:t xml:space="preserve">das</w:t>
-      </w:r>
-      <w:r>
-        <w:t xml:space="preserve"> </w:t>
-      </w:r>
-      <w:r>
-        <w:t xml:space="preserve">Schweizerische</w:t>
-      </w:r>
-      <w:r>
-        <w:t xml:space="preserve"> </w:t>
-      </w:r>
-      <w:r>
-        <w:t xml:space="preserve">Urheberrechtsgesetz</w:t>
-      </w:r>
-      <w:r>
-        <w:t xml:space="preserve"> </w:t>
-      </w:r>
-      <w:r>
-        <w:t xml:space="preserve">so</w:t>
-      </w:r>
-      <w:r>
-        <w:t xml:space="preserve"> </w:t>
-      </w:r>
-      <w:r>
-        <w:t xml:space="preserve">behandelt,</w:t>
-      </w:r>
-      <w:r>
-        <w:t xml:space="preserve"> </w:t>
-      </w:r>
-      <w:r>
-        <w:t xml:space="preserve">dass</w:t>
-      </w:r>
-      <w:r>
-        <w:t xml:space="preserve"> </w:t>
-      </w:r>
-      <w:r>
-        <w:t xml:space="preserve">eine</w:t>
-      </w:r>
-      <w:r>
-        <w:t xml:space="preserve"> </w:t>
-      </w:r>
-      <w:r>
-        <w:t xml:space="preserve">Lehrperson</w:t>
-      </w:r>
-      <w:r>
-        <w:t xml:space="preserve"> </w:t>
-      </w:r>
-      <w:r>
-        <w:t xml:space="preserve">es</w:t>
-      </w:r>
-      <w:r>
-        <w:t xml:space="preserve"> </w:t>
-      </w:r>
-      <w:r>
-        <w:t xml:space="preserve">lehrplankonform</w:t>
-      </w:r>
-      <w:r>
-        <w:t xml:space="preserve"> </w:t>
-      </w:r>
-      <w:r>
-        <w:t xml:space="preserve">unterrichten</w:t>
-      </w:r>
-      <w:r>
-        <w:t xml:space="preserve"> </w:t>
-      </w:r>
-      <w:r>
-        <w:t xml:space="preserve">kann</w:t>
-      </w:r>
-      <w:r>
-        <w:t xml:space="preserve"> </w:t>
-      </w:r>
-      <w:r>
-        <w:t xml:space="preserve">und</w:t>
-      </w:r>
-      <w:r>
-        <w:t xml:space="preserve"> </w:t>
-      </w:r>
-      <w:r>
-        <w:t xml:space="preserve">im</w:t>
-      </w:r>
-      <w:r>
-        <w:t xml:space="preserve"> </w:t>
-      </w:r>
-      <w:r>
-        <w:t xml:space="preserve">Beruf</w:t>
-      </w:r>
-      <w:r>
-        <w:t xml:space="preserve"> </w:t>
-      </w:r>
-      <w:r>
-        <w:t xml:space="preserve">umsetzen</w:t>
-      </w:r>
-      <w:r>
-        <w:t xml:space="preserve"> </w:t>
-      </w:r>
-      <w:r>
-        <w:t xml:space="preserve">kann.</w:t>
+        <w:t xml:space="preserve">In diesem Lernmodul behandeln wird das Schweizerische Urheberrechtsgesetz so behandelt, dass eine Lehrperson es lehrplankonform unterrichten kann und im Beruf umsetzen kann.</w:t>
       </w:r>
     </w:p>
     <w:tbl>
@@ -297,11 +165,11 @@
           </w:p>
           <w:p>
             <w:pPr>
+              <w:pStyle w:val="Compact"/>
               <w:numPr>
                 <w:ilvl w:val="0"/>
                 <w:numId w:val="1001"/>
               </w:numPr>
-              <w:pStyle w:val="Compact"/>
             </w:pPr>
             <w:r>
               <w:t xml:space="preserve">beurteilen bei einer Verwendung von fremden Inhalt ob sie rechtskonform ist.</w:t>
@@ -309,11 +177,11 @@
           </w:p>
           <w:p>
             <w:pPr>
+              <w:pStyle w:val="Compact"/>
               <w:numPr>
                 <w:ilvl w:val="0"/>
                 <w:numId w:val="1001"/>
               </w:numPr>
-              <w:pStyle w:val="Compact"/>
             </w:pPr>
             <w:r>
               <w:t xml:space="preserve">verwenden und veröffentlichen eigene Lehr-Lernmaterial rechtskonform.</w:t>
@@ -321,11 +189,11 @@
           </w:p>
           <w:p>
             <w:pPr>
+              <w:pStyle w:val="Compact"/>
               <w:numPr>
                 <w:ilvl w:val="0"/>
                 <w:numId w:val="1001"/>
               </w:numPr>
-              <w:pStyle w:val="Compact"/>
             </w:pPr>
             <w:r>
               <w:t xml:space="preserve">können eine rechtskonforme Herstellung von eigenen und fremden Inhalten auf Niveau Sekundarstufe 1 lehren.</w:t>
@@ -355,8 +223,8 @@
       </w:r>
       <w:r>
         <w:rPr>
+          <w:i/>
           <w:iCs/>
-          <w:i/>
         </w:rPr>
         <w:t xml:space="preserve">Datenschutz</w:t>
       </w:r>
@@ -371,8 +239,8 @@
       </w:r>
       <w:r>
         <w:rPr>
+          <w:i/>
           <w:iCs/>
-          <w:i/>
         </w:rPr>
         <w:t xml:space="preserve">Urheberrecht</w:t>
       </w:r>
@@ -633,8 +501,8 @@
       </w:r>
       <w:r>
         <w:rPr>
+          <w:i/>
           <w:iCs/>
-          <w:i/>
         </w:rPr>
         <w:t xml:space="preserve">anschliessend</w:t>
       </w:r>
@@ -661,8 +529,8 @@
       </w:pPr>
       <w:r>
         <w:rPr>
+          <w:b/>
           <w:bCs/>
-          <w:b/>
         </w:rPr>
         <w:t xml:space="preserve">Übungsaufgabe 1</w:t>
       </w:r>
@@ -693,13 +561,7 @@
         <w:t xml:space="preserve"> </w:t>
       </w:r>
       <w:r>
-        <w:t xml:space="preserve">“</w:t>
-      </w:r>
-      <w:r>
-        <w:t xml:space="preserve">Werke zweiter Hand sind selbständig geschützt.</w:t>
-      </w:r>
-      <w:r>
-        <w:t xml:space="preserve">”</w:t>
+        <w:t xml:space="preserve">“Werke zweiter Hand sind selbständig geschützt.”</w:t>
       </w:r>
       <w:r>
         <w:t xml:space="preserve"> </w:t>
@@ -715,8 +577,8 @@
       </w:pPr>
       <w:r>
         <w:rPr>
+          <w:b/>
           <w:bCs/>
-          <w:b/>
         </w:rPr>
         <w:t xml:space="preserve">Übungsaufgabe 2</w:t>
       </w:r>
@@ -791,13 +653,7 @@
         <w:t xml:space="preserve"> </w:t>
       </w:r>
       <w:r>
-        <w:t xml:space="preserve">“</w:t>
-      </w:r>
-      <w:r>
-        <w:t xml:space="preserve">Sammlungen sind selbständig geschützt, sofern es sich bezüglich Auswahl oder Anordnung um geistige Schöpfungen mit individuellem Charakter handelt.</w:t>
-      </w:r>
-      <w:r>
-        <w:t xml:space="preserve">”</w:t>
+        <w:t xml:space="preserve">“Sammlungen sind selbständig geschützt, sofern es sich bezüglich Auswahl oder Anordnung um geistige Schöpfungen mit individuellem Charakter handelt.”</w:t>
       </w:r>
       <w:r>
         <w:t xml:space="preserve"> </w:t>
@@ -813,8 +669,8 @@
       </w:pPr>
       <w:r>
         <w:rPr>
+          <w:b/>
           <w:bCs/>
-          <w:b/>
         </w:rPr>
         <w:t xml:space="preserve">Übungsaufgabe 3</w:t>
       </w:r>
@@ -845,13 +701,7 @@
         <w:t xml:space="preserve"> </w:t>
       </w:r>
       <w:r>
-        <w:t xml:space="preserve">“</w:t>
-      </w:r>
-      <w:r>
-        <w:t xml:space="preserve">Ein Werk ist veröffentlicht, wenn der Urheber oder die Urheberin es selber erstmals ausserhalb eines privaten Kreises im Sinne von Artikel 19 Absatz 1 Buchstabe a einer grösseren Anzahl Personen zugänglich gemacht oder einer solchen Veröffentlichung zugestimmt hat.</w:t>
-      </w:r>
-      <w:r>
-        <w:t xml:space="preserve">”</w:t>
+        <w:t xml:space="preserve">“Ein Werk ist veröffentlicht, wenn der Urheber oder die Urheberin es selber erstmals ausserhalb eines privaten Kreises im Sinne von Artikel 19 Absatz 1 Buchstabe a einer grösseren Anzahl Personen zugänglich gemacht oder einer solchen Veröffentlichung zugestimmt hat.”</w:t>
       </w:r>
       <w:r>
         <w:t xml:space="preserve"> </w:t>
@@ -865,13 +715,7 @@
         <w:pStyle w:val="BodyText"/>
       </w:pPr>
       <w:r>
-        <w:t xml:space="preserve">“</w:t>
-      </w:r>
-      <w:r>
-        <w:t xml:space="preserve">Veröffentlichte Werke dürfen zitiert werden, wenn das Zitat zur Erläuterung, als Hinweis oder zur Veranschaulichung dient und der Umfang des Zitats durch diesen Zweck gerechtfertigt ist.</w:t>
-      </w:r>
-      <w:r>
-        <w:t xml:space="preserve">”</w:t>
+        <w:t xml:space="preserve">“Veröffentlichte Werke dürfen zitiert werden, wenn das Zitat zur Erläuterung, als Hinweis oder zur Veranschaulichung dient und der Umfang des Zitats durch diesen Zweck gerechtfertigt ist.”</w:t>
       </w:r>
       <w:r>
         <w:t xml:space="preserve"> </w:t>
@@ -887,8 +731,8 @@
       </w:pPr>
       <w:r>
         <w:rPr>
+          <w:b/>
           <w:bCs/>
-          <w:b/>
         </w:rPr>
         <w:t xml:space="preserve">Übungsaufgabe 4</w:t>
       </w:r>
@@ -919,13 +763,7 @@
         <w:t xml:space="preserve"> </w:t>
       </w:r>
       <w:r>
-        <w:t xml:space="preserve">“</w:t>
-      </w:r>
-      <w:r>
-        <w:t xml:space="preserve">Verwaiste Werke gelten als veröffentlicht. Sind in einem verwaisten Werk andere Werke oder Werkteile integriert, so gilt Absatz 2 auch für die Geltendmachung der Rechte an diesen Werken oder Werkteilen, sofern diese nicht in erheblichem Mass die Eigenart des Exemplars bestimmen.</w:t>
-      </w:r>
-      <w:r>
-        <w:t xml:space="preserve">”</w:t>
+        <w:t xml:space="preserve">“Verwaiste Werke gelten als veröffentlicht. Sind in einem verwaisten Werk andere Werke oder Werkteile integriert, so gilt Absatz 2 auch für die Geltendmachung der Rechte an diesen Werken oder Werkteilen, sofern diese nicht in erheblichem Mass die Eigenart des Exemplars bestimmen.”</w:t>
       </w:r>
       <w:r>
         <w:t xml:space="preserve"> </w:t>
@@ -941,8 +779,8 @@
       </w:pPr>
       <w:r>
         <w:rPr>
+          <w:b/>
           <w:bCs/>
-          <w:b/>
         </w:rPr>
         <w:t xml:space="preserve">Übungsaufgabe 5</w:t>
       </w:r>
@@ -973,13 +811,7 @@
         <w:t xml:space="preserve"> </w:t>
       </w:r>
       <w:r>
-        <w:t xml:space="preserve">“</w:t>
-      </w:r>
-      <w:r>
-        <w:t xml:space="preserve">1 Der Urheber oder die Urheberin hat das ausschliessliche Recht zu bestimmen; a. ob, wann und wie das Werk geändert werden darf; b. ob, wann und wie das Werk zur Schaffung eines Werks zweiter Hand verwendet oder in ein Sammelwerk aufgenommen werden darf.</w:t>
-      </w:r>
-      <w:r>
-        <w:t xml:space="preserve">”</w:t>
+        <w:t xml:space="preserve">“1 Der Urheber oder die Urheberin hat das ausschliessliche Recht zu bestimmen; a. ob, wann und wie das Werk geändert werden darf; b. ob, wann und wie das Werk zur Schaffung eines Werks zweiter Hand verwendet oder in ein Sammelwerk aufgenommen werden darf.”</w:t>
       </w:r>
       <w:r>
         <w:t xml:space="preserve"> </w:t>
@@ -995,8 +827,8 @@
       </w:pPr>
       <w:r>
         <w:rPr>
+          <w:b/>
           <w:bCs/>
-          <w:b/>
         </w:rPr>
         <w:t xml:space="preserve">Übungsaufgabe 6</w:t>
       </w:r>
@@ -1031,8 +863,8 @@
       </w:pPr>
       <w:r>
         <w:rPr>
+          <w:b/>
           <w:bCs/>
-          <w:b/>
         </w:rPr>
         <w:t xml:space="preserve">Übungsaufgabe 7</w:t>
       </w:r>
@@ -1063,13 +895,7 @@
         <w:t xml:space="preserve"> </w:t>
       </w:r>
       <w:r>
-        <w:t xml:space="preserve">“</w:t>
-      </w:r>
-      <w:r>
-        <w:t xml:space="preserve">Wer zum Eigengebrauch nach Artikel 19 Absatz 1 Buchstabe b oder Buchstabe c oder wer als Drittperson nach Artikel 19 Absatz 2 Werke auf irgendwelche Art vervielfältigt, schuldet dem Urheber oder der Urheberin hiefür eine Vergütung.</w:t>
-      </w:r>
-      <w:r>
-        <w:t xml:space="preserve">”</w:t>
+        <w:t xml:space="preserve">“Wer zum Eigengebrauch nach Artikel 19 Absatz 1 Buchstabe b oder Buchstabe c oder wer als Drittperson nach Artikel 19 Absatz 2 Werke auf irgendwelche Art vervielfältigt, schuldet dem Urheber oder der Urheberin hiefür eine Vergütung.”</w:t>
       </w:r>
       <w:r>
         <w:t xml:space="preserve"> </w:t>
@@ -1085,8 +911,8 @@
       </w:pPr>
       <w:r>
         <w:rPr>
+          <w:b/>
           <w:bCs/>
-          <w:b/>
         </w:rPr>
         <w:t xml:space="preserve">Übungsaufgabe 8</w:t>
       </w:r>
@@ -1117,13 +943,7 @@
         <w:t xml:space="preserve"> </w:t>
       </w:r>
       <w:r>
-        <w:t xml:space="preserve">“</w:t>
-      </w:r>
-      <w:r>
-        <w:t xml:space="preserve">Die Vergütungsansprüche können nur von zugelassenen Verwertungsgesellschaften geltend gemacht werden.</w:t>
-      </w:r>
-      <w:r>
-        <w:t xml:space="preserve">”</w:t>
+        <w:t xml:space="preserve">“Die Vergütungsansprüche können nur von zugelassenen Verwertungsgesellschaften geltend gemacht werden.”</w:t>
       </w:r>
       <w:r>
         <w:t xml:space="preserve"> </w:t>
@@ -1139,8 +959,8 @@
       </w:pPr>
       <w:r>
         <w:rPr>
+          <w:b/>
           <w:bCs/>
-          <w:b/>
         </w:rPr>
         <w:t xml:space="preserve">Übungsaufgabe 9</w:t>
       </w:r>
@@ -1171,13 +991,7 @@
         <w:t xml:space="preserve"> </w:t>
       </w:r>
       <w:r>
-        <w:t xml:space="preserve">“</w:t>
-      </w:r>
-      <w:r>
-        <w:t xml:space="preserve">Eigengebrauch</w:t>
-      </w:r>
-      <w:r>
-        <w:t xml:space="preserve">”</w:t>
+        <w:t xml:space="preserve">“Eigengebrauch”</w:t>
       </w:r>
       <w:r>
         <w:t xml:space="preserve"> </w:t>
@@ -1193,8 +1007,8 @@
       </w:pPr>
       <w:r>
         <w:rPr>
+          <w:b/>
           <w:bCs/>
-          <w:b/>
         </w:rPr>
         <w:t xml:space="preserve">Übungsaufgabe 10</w:t>
       </w:r>
@@ -1225,13 +1039,7 @@
         <w:t xml:space="preserve"> </w:t>
       </w:r>
       <w:r>
-        <w:t xml:space="preserve">“</w:t>
-      </w:r>
-      <w:r>
-        <w:t xml:space="preserve">wenn das Zitat zur Erläuterung, als Hinweis oder zur Veranschaulichung dient und der Umfang des Zitats durch diesen Zweck gerechtfertigt ist.</w:t>
-      </w:r>
-      <w:r>
-        <w:t xml:space="preserve">”</w:t>
+        <w:t xml:space="preserve">“wenn das Zitat zur Erläuterung, als Hinweis oder zur Veranschaulichung dient und der Umfang des Zitats durch diesen Zweck gerechtfertigt ist.”</w:t>
       </w:r>
       <w:r>
         <w:t xml:space="preserve"> </w:t>
@@ -1251,13 +1059,7 @@
         <w:t xml:space="preserve"> </w:t>
       </w:r>
       <w:r>
-        <w:t xml:space="preserve">“</w:t>
-      </w:r>
-      <w:r>
-        <w:t xml:space="preserve">Auch zitieren ist erlaubt: Zur Erläuterung, Veranschaulichung oder um auf etwas Bestimmtes hinzuweisen, darf jedermann Stellen aus veröffentlichten Werken wörtlich wiedergeben. Und zwar nicht nur aus Büchern, sondern auch aus Vorträgen, Musikstücken oder Filmen. Ob das Zitieren von Werken der bildenden Kunst und von Fotografien von der gesetzlichen Regelung auch erfasst ist, war lange umstritten. Die Botschaft zur Revision stellt klar, dass auch diese Werkkategorien unter Einhaltung der gesetzlich vorgegebenen Bedingungen zitiert werden können.</w:t>
-      </w:r>
-      <w:r>
-        <w:t xml:space="preserve">”</w:t>
+        <w:t xml:space="preserve">“Auch zitieren ist erlaubt: Zur Erläuterung, Veranschaulichung oder um auf etwas Bestimmtes hinzuweisen, darf jedermann Stellen aus veröffentlichten Werken wörtlich wiedergeben. Und zwar nicht nur aus Büchern, sondern auch aus Vorträgen, Musikstücken oder Filmen. Ob das Zitieren von Werken der bildenden Kunst und von Fotografien von der gesetzlichen Regelung auch erfasst ist, war lange umstritten. Die Botschaft zur Revision stellt klar, dass auch diese Werkkategorien unter Einhaltung der gesetzlich vorgegebenen Bedingungen zitiert werden können.”</w:t>
       </w:r>
       <w:r>
         <w:t xml:space="preserve"> </w:t>
@@ -1278,8 +1080,8 @@
       </w:pPr>
       <w:r>
         <w:rPr>
+          <w:b/>
           <w:bCs/>
-          <w:b/>
         </w:rPr>
         <w:t xml:space="preserve">Übungsaufgabe 11</w:t>
       </w:r>
@@ -1310,13 +1112,7 @@
         <w:t xml:space="preserve"> </w:t>
       </w:r>
       <w:r>
-        <w:t xml:space="preserve">“</w:t>
-      </w:r>
-      <w:r>
-        <w:t xml:space="preserve">Das Zitat als solches und die Quelle müssen bezeichnet werden. Wird in der Quelle auf die Urheberschaft hingewiesen, so ist diese ebenfalls anzugeben.</w:t>
-      </w:r>
-      <w:r>
-        <w:t xml:space="preserve">”</w:t>
+        <w:t xml:space="preserve">“Das Zitat als solches und die Quelle müssen bezeichnet werden. Wird in der Quelle auf die Urheberschaft hingewiesen, so ist diese ebenfalls anzugeben.”</w:t>
       </w:r>
       <w:r>
         <w:t xml:space="preserve"> </w:t>
@@ -1332,8 +1128,8 @@
       </w:pPr>
       <w:r>
         <w:rPr>
+          <w:b/>
           <w:bCs/>
-          <w:b/>
         </w:rPr>
         <w:t xml:space="preserve">Übungsaufgabe 12</w:t>
       </w:r>
@@ -1347,13 +1143,7 @@
         <w:t xml:space="preserve"> </w:t>
       </w:r>
       <w:r>
-        <w:t xml:space="preserve">“</w:t>
-      </w:r>
-      <w:r>
-        <w:t xml:space="preserve">Modern Times</w:t>
-      </w:r>
-      <w:r>
-        <w:t xml:space="preserve">”</w:t>
+        <w:t xml:space="preserve">“Modern Times”</w:t>
       </w:r>
       <w:r>
         <w:t xml:space="preserve"> </w:t>
@@ -1400,8 +1190,8 @@
       </w:pPr>
       <w:r>
         <w:rPr>
+          <w:b/>
           <w:bCs/>
-          <w:b/>
         </w:rPr>
         <w:t xml:space="preserve">Übungsaufgabe 13</w:t>
       </w:r>
@@ -1426,13 +1216,7 @@
         <w:pStyle w:val="BodyText"/>
       </w:pPr>
       <w:r>
-        <w:t xml:space="preserve">“</w:t>
-      </w:r>
-      <w:r>
-        <w:t xml:space="preserve">Der Arbeitnehmer ist für den Schaden verantwortlich, den er absichtlich oder fahrlässig dem Arbeitgeber zufügt.</w:t>
-      </w:r>
-      <w:r>
-        <w:t xml:space="preserve">”</w:t>
+        <w:t xml:space="preserve">“Der Arbeitnehmer ist für den Schaden verantwortlich, den er absichtlich oder fahrlässig dem Arbeitgeber zufügt.”</w:t>
       </w:r>
       <w:r>
         <w:t xml:space="preserve"> </w:t>
@@ -1472,8 +1256,8 @@
       </w:pPr>
       <w:r>
         <w:rPr>
+          <w:b/>
           <w:bCs/>
-          <w:b/>
         </w:rPr>
         <w:t xml:space="preserve">Übungsaufgabe 14</w:t>
       </w:r>
@@ -1506,13 +1290,7 @@
         <w:pStyle w:val="BlockText"/>
       </w:pPr>
       <w:r>
-        <w:t xml:space="preserve">“</w:t>
-      </w:r>
-      <w:r>
-        <w:t xml:space="preserve">Das Herunterladen oder Streaming für den Privatgebrauch ist gesetzlich erlaubt. Dies gilt selbst dann, wenn Sie von illegalen Quellen herunterladen. Letzteres steht zwar nicht ausdrücklich im Gesetz, scheint aber heute unbestritten zu sein. Das Hochladen von Werken gehört hingegen nicht zum gesetzlich erlaubten Privatgebrauch.</w:t>
-      </w:r>
-      <w:r>
-        <w:t xml:space="preserve">”</w:t>
+        <w:t xml:space="preserve">“Das Herunterladen oder Streaming für den Privatgebrauch ist gesetzlich erlaubt. Dies gilt selbst dann, wenn Sie von illegalen Quellen herunterladen. Letzteres steht zwar nicht ausdrücklich im Gesetz, scheint aber heute unbestritten zu sein. Das Hochladen von Werken gehört hingegen nicht zum gesetzlich erlaubten Privatgebrauch.”</w:t>
       </w:r>
       <w:r>
         <w:t xml:space="preserve"> </w:t>
@@ -1533,8 +1311,8 @@
       </w:pPr>
       <w:r>
         <w:rPr>
+          <w:b/>
           <w:bCs/>
-          <w:b/>
         </w:rPr>
         <w:t xml:space="preserve">Übungsaufgabe 15</w:t>
       </w:r>
@@ -1577,8 +1355,8 @@
       </w:pPr>
       <w:r>
         <w:rPr>
+          <w:b/>
           <w:bCs/>
-          <w:b/>
         </w:rPr>
         <w:t xml:space="preserve">Übungsaufgabe 16</w:t>
       </w:r>
@@ -1609,13 +1387,7 @@
         <w:t xml:space="preserve"> </w:t>
       </w:r>
       <w:r>
-        <w:t xml:space="preserve">“</w:t>
-      </w:r>
-      <w:r>
-        <w:t xml:space="preserve">KI</w:t>
-      </w:r>
-      <w:r>
-        <w:t xml:space="preserve">”</w:t>
+        <w:t xml:space="preserve">“KI”</w:t>
       </w:r>
       <w:r>
         <w:t xml:space="preserve">-Anwendungen ist im Moment (2024) noch dünn und eine gute Antwort kann weder national noch international gegeben werden.</w:t>
@@ -1632,13 +1404,7 @@
         <w:t xml:space="preserve"> </w:t>
       </w:r>
       <w:r>
-        <w:t xml:space="preserve">“</w:t>
-      </w:r>
-      <w:r>
-        <w:t xml:space="preserve">Urheber oder Urheberin ist die natürliche Person, die das Werk geschaffen hat.</w:t>
-      </w:r>
-      <w:r>
-        <w:t xml:space="preserve">”</w:t>
+        <w:t xml:space="preserve">“Urheber oder Urheberin ist die natürliche Person, die das Werk geschaffen hat.”</w:t>
       </w:r>
       <w:r>
         <w:t xml:space="preserve"> </w:t>
@@ -1743,8 +1509,8 @@
       </w:r>
       <w:r>
         <w:rPr>
+          <w:i/>
           <w:iCs/>
-          <w:i/>
         </w:rPr>
         <w:t xml:space="preserve">Bildung Schweiz</w:t>
       </w:r>
@@ -1756,8 +1522,8 @@
       </w:r>
       <w:r>
         <w:rPr>
+          <w:i/>
           <w:iCs/>
-          <w:i/>
         </w:rPr>
         <w:t xml:space="preserve">6</w:t>
       </w:r>
@@ -1790,29 +1556,29 @@
       </w:r>
       <w:r>
         <w:rPr>
+          <w:i/>
           <w:iCs/>
-          <w:i/>
         </w:rPr>
         <w:t xml:space="preserve">Gemeinsamer Tarif 7 (</w:t>
       </w:r>
       <w:r>
         <w:rPr>
+          <w:i/>
           <w:iCs/>
-          <w:i/>
         </w:rPr>
         <w:t xml:space="preserve">GT</w:t>
       </w:r>
       <w:r>
         <w:rPr>
+          <w:i/>
           <w:iCs/>
+        </w:rPr>
+        <w:t xml:space="preserve"> </w:t>
+      </w:r>
+      <w:r>
+        <w:rPr>
           <w:i/>
-        </w:rPr>
-        <w:t xml:space="preserve"> </w:t>
-      </w:r>
-      <w:r>
-        <w:rPr>
           <w:iCs/>
-          <w:i/>
         </w:rPr>
         <w:t xml:space="preserve">7)</w:t>
       </w:r>
@@ -1874,14 +1640,14 @@
 <file path=word/numbering.xml><?xml version="1.0" encoding="utf-8"?>
 <w:numbering xmlns:w="http://schemas.openxmlformats.org/wordprocessingml/2006/main">
   <w:abstractNum w:abstractNumId="990">
-    <w:nsid w:val="A990"/>
+    <w:nsid w:val="0000A990"/>
     <w:multiLevelType w:val="multilevel"/>
     <w:lvl w:ilvl="0">
       <w:numFmt w:val="bullet"/>
       <w:lvlText w:val=" "/>
       <w:lvlJc w:val="left"/>
       <w:pPr>
-        <w:ind w:left="720" w:hanging="480"/>
+        <w:ind w:left="720" w:hanging="360"/>
       </w:pPr>
     </w:lvl>
     <w:lvl w:ilvl="1">
@@ -1889,7 +1655,7 @@
       <w:lvlText w:val=" "/>
       <w:lvlJc w:val="left"/>
       <w:pPr>
-        <w:ind w:left="1440" w:hanging="480"/>
+        <w:ind w:left="1440" w:hanging="360"/>
       </w:pPr>
     </w:lvl>
     <w:lvl w:ilvl="2">
@@ -1897,7 +1663,7 @@
       <w:lvlText w:val=" "/>
       <w:lvlJc w:val="left"/>
       <w:pPr>
-        <w:ind w:left="2160" w:hanging="480"/>
+        <w:ind w:left="2160" w:hanging="360"/>
       </w:pPr>
     </w:lvl>
     <w:lvl w:ilvl="3">
@@ -1905,7 +1671,7 @@
       <w:lvlText w:val=" "/>
       <w:lvlJc w:val="left"/>
       <w:pPr>
-        <w:ind w:left="2880" w:hanging="480"/>
+        <w:ind w:left="2880" w:hanging="360"/>
       </w:pPr>
     </w:lvl>
     <w:lvl w:ilvl="4">
@@ -1913,7 +1679,7 @@
       <w:lvlText w:val=" "/>
       <w:lvlJc w:val="left"/>
       <w:pPr>
-        <w:ind w:left="3600" w:hanging="480"/>
+        <w:ind w:left="3600" w:hanging="360"/>
       </w:pPr>
     </w:lvl>
     <w:lvl w:ilvl="5">
@@ -1921,7 +1687,7 @@
       <w:lvlText w:val=" "/>
       <w:lvlJc w:val="left"/>
       <w:pPr>
-        <w:ind w:left="4320" w:hanging="480"/>
+        <w:ind w:left="4320" w:hanging="360"/>
       </w:pPr>
     </w:lvl>
     <w:lvl w:ilvl="6">
@@ -1929,7 +1695,7 @@
       <w:lvlText w:val=" "/>
       <w:lvlJc w:val="left"/>
       <w:pPr>
-        <w:ind w:left="5040" w:hanging="480"/>
+        <w:ind w:left="5040" w:hanging="360"/>
       </w:pPr>
     </w:lvl>
     <w:lvl w:ilvl="7">
@@ -1937,7 +1703,7 @@
       <w:lvlText w:val=" "/>
       <w:lvlJc w:val="left"/>
       <w:pPr>
-        <w:ind w:left="5760" w:hanging="480"/>
+        <w:ind w:left="5760" w:hanging="360"/>
       </w:pPr>
     </w:lvl>
     <w:lvl w:ilvl="8">
@@ -1945,84 +1711,111 @@
       <w:lvlText w:val=" "/>
       <w:lvlJc w:val="left"/>
       <w:pPr>
-        <w:ind w:left="6480" w:hanging="480"/>
+        <w:ind w:left="6480" w:hanging="360"/>
       </w:pPr>
     </w:lvl>
   </w:abstractNum>
   <w:abstractNum w:abstractNumId="991">
-    <w:nsid w:val="A991"/>
+    <w:nsid w:val="0000A991"/>
     <w:multiLevelType w:val="multilevel"/>
     <w:lvl w:ilvl="0">
       <w:numFmt w:val="bullet"/>
-      <w:lvlText w:val="•"/>
+      <w:lvlText w:val=""/>
       <w:lvlJc w:val="left"/>
       <w:pPr>
-        <w:ind w:left="720" w:hanging="480"/>
-      </w:pPr>
+        <w:ind w:left="720" w:hanging="360"/>
+      </w:pPr>
+      <w:rPr>
+        <w:rFonts w:ascii="Symbol" w:hAnsi="Symbol" w:cs="Symbol" w:hint="default"/>
+      </w:rPr>
     </w:lvl>
     <w:lvl w:ilvl="1">
       <w:numFmt w:val="bullet"/>
-      <w:lvlText w:val="–"/>
+      <w:lvlText w:val="o"/>
       <w:lvlJc w:val="left"/>
       <w:pPr>
-        <w:ind w:left="1440" w:hanging="480"/>
-      </w:pPr>
+        <w:ind w:left="1440" w:hanging="360"/>
+      </w:pPr>
+      <w:rPr>
+        <w:rFonts w:ascii="Courier New" w:hAnsi="Courier New" w:cs="Courier New" w:hint="default"/>
+      </w:rPr>
     </w:lvl>
     <w:lvl w:ilvl="2">
       <w:numFmt w:val="bullet"/>
-      <w:lvlText w:val="•"/>
+      <w:lvlText w:val=""/>
       <w:lvlJc w:val="left"/>
       <w:pPr>
-        <w:ind w:left="2160" w:hanging="480"/>
-      </w:pPr>
+        <w:ind w:left="2160" w:hanging="360"/>
+      </w:pPr>
+      <w:rPr>
+        <w:rFonts w:ascii="Wingdings" w:hAnsi="Wingdings" w:cs="Wingdings" w:hint="default"/>
+      </w:rPr>
     </w:lvl>
     <w:lvl w:ilvl="3">
       <w:numFmt w:val="bullet"/>
-      <w:lvlText w:val="–"/>
+      <w:lvlText w:val=""/>
       <w:lvlJc w:val="left"/>
       <w:pPr>
-        <w:ind w:left="2880" w:hanging="480"/>
-      </w:pPr>
+        <w:ind w:left="2880" w:hanging="360"/>
+      </w:pPr>
+      <w:rPr>
+        <w:rFonts w:ascii="Symbol" w:hAnsi="Symbol" w:cs="Symbol" w:hint="default"/>
+      </w:rPr>
     </w:lvl>
     <w:lvl w:ilvl="4">
       <w:numFmt w:val="bullet"/>
-      <w:lvlText w:val="•"/>
+      <w:lvlText w:val="o"/>
       <w:lvlJc w:val="left"/>
       <w:pPr>
-        <w:ind w:left="3600" w:hanging="480"/>
-      </w:pPr>
+        <w:ind w:left="3600" w:hanging="360"/>
+      </w:pPr>
+      <w:rPr>
+        <w:rFonts w:ascii="Courier New" w:hAnsi="Courier New" w:cs="Courier New" w:hint="default"/>
+      </w:rPr>
     </w:lvl>
     <w:lvl w:ilvl="5">
       <w:numFmt w:val="bullet"/>
-      <w:lvlText w:val="–"/>
+      <w:lvlText w:val=""/>
       <w:lvlJc w:val="left"/>
       <w:pPr>
-        <w:ind w:left="4320" w:hanging="480"/>
-      </w:pPr>
+        <w:ind w:left="4320" w:hanging="360"/>
+      </w:pPr>
+      <w:rPr>
+        <w:rFonts w:ascii="Wingdings" w:hAnsi="Wingdings" w:cs="Wingdings" w:hint="default"/>
+      </w:rPr>
     </w:lvl>
     <w:lvl w:ilvl="6">
       <w:numFmt w:val="bullet"/>
-      <w:lvlText w:val="•"/>
+      <w:lvlText w:val=""/>
       <w:lvlJc w:val="left"/>
       <w:pPr>
-        <w:ind w:left="5040" w:hanging="480"/>
-      </w:pPr>
+        <w:ind w:left="5040" w:hanging="360"/>
+      </w:pPr>
+      <w:rPr>
+        <w:rFonts w:ascii="Symbol" w:hAnsi="Symbol" w:cs="Symbol" w:hint="default"/>
+      </w:rPr>
     </w:lvl>
     <w:lvl w:ilvl="7">
       <w:numFmt w:val="bullet"/>
-      <w:lvlText w:val="–"/>
+      <w:lvlText w:val="o"/>
       <w:lvlJc w:val="left"/>
       <w:pPr>
-        <w:ind w:left="5760" w:hanging="480"/>
-      </w:pPr>
+        <w:ind w:left="5760" w:hanging="360"/>
+      </w:pPr>
+      <w:rPr>
+        <w:rFonts w:ascii="Courier New" w:hAnsi="Courier New" w:cs="Courier New" w:hint="default"/>
+      </w:rPr>
     </w:lvl>
     <w:lvl w:ilvl="8">
       <w:numFmt w:val="bullet"/>
-      <w:lvlText w:val="•"/>
+      <w:lvlText w:val=""/>
       <w:lvlJc w:val="left"/>
       <w:pPr>
-        <w:ind w:left="6480" w:hanging="480"/>
-      </w:pPr>
+        <w:ind w:left="6480" w:hanging="360"/>
+      </w:pPr>
+      <w:rPr>
+        <w:rFonts w:ascii="Wingdings" w:hAnsi="Wingdings" w:cs="Wingdings" w:hint="default"/>
+      </w:rPr>
     </w:lvl>
   </w:abstractNum>
   <w:num w:numId="1000">
@@ -2060,10 +1853,10 @@
     <w:name w:val="Body Text"/>
     <w:basedOn w:val="Normal"/>
     <w:link w:val="BodyTextChar"/>
+    <w:qFormat/>
     <w:pPr>
       <w:spacing w:after="180" w:before="180"/>
     </w:pPr>
-    <w:qFormat/>
   </w:style>
   <w:style w:customStyle="1" w:styleId="FirstParagraph" w:type="paragraph">
     <w:name w:val="First Paragraph"/>
@@ -2083,36 +1876,69 @@
     <w:name w:val="Title"/>
     <w:basedOn w:val="Normal"/>
     <w:next w:val="BodyText"/>
+    <w:link w:val="TitleChar"/>
+    <w:uiPriority w:val="10"/>
     <w:qFormat/>
+    <w:rsid w:val="00A10FD9"/>
     <w:pPr>
-      <w:keepNext/>
-      <w:keepLines/>
-      <w:spacing w:after="240" w:before="480"/>
+      <w:spacing w:after="80" w:line="240" w:lineRule="auto"/>
+      <w:contextualSpacing/>
       <w:jc w:val="center"/>
     </w:pPr>
     <w:rPr>
       <w:rFonts w:asciiTheme="majorHAnsi" w:cstheme="majorBidi" w:eastAsiaTheme="majorEastAsia" w:hAnsiTheme="majorHAnsi"/>
-      <w:b/>
-      <w:bCs/>
-      <w:color w:themeColor="accent1" w:themeShade="B5" w:val="345A8A"/>
-      <w:sz w:val="36"/>
-      <w:szCs w:val="36"/>
+      <w:spacing w:val="-10"/>
+      <w:kern w:val="28"/>
+      <w:sz w:val="56"/>
+      <w:szCs w:val="56"/>
+    </w:rPr>
+  </w:style>
+  <w:style w:customStyle="1" w:styleId="TitleChar" w:type="character">
+    <w:name w:val="Title Char"/>
+    <w:basedOn w:val="DefaultParagraphFont"/>
+    <w:link w:val="Title"/>
+    <w:uiPriority w:val="10"/>
+    <w:rsid w:val="00A10FD9"/>
+    <w:rPr>
+      <w:rFonts w:asciiTheme="majorHAnsi" w:cstheme="majorBidi" w:eastAsiaTheme="majorEastAsia" w:hAnsiTheme="majorHAnsi"/>
+      <w:spacing w:val="-10"/>
+      <w:kern w:val="28"/>
+      <w:sz w:val="56"/>
+      <w:szCs w:val="56"/>
     </w:rPr>
   </w:style>
   <w:style w:styleId="Subtitle" w:type="paragraph">
     <w:name w:val="Subtitle"/>
     <w:basedOn w:val="Title"/>
     <w:next w:val="BodyText"/>
+    <w:link w:val="SubtitleChar"/>
+    <w:uiPriority w:val="11"/>
     <w:qFormat/>
+    <w:rsid w:val="00A10FD9"/>
     <w:pPr>
-      <w:keepNext/>
-      <w:keepLines/>
-      <w:spacing w:after="240" w:before="240"/>
-      <w:jc w:val="center"/>
+      <w:numPr>
+        <w:ilvl w:val="1"/>
+      </w:numPr>
     </w:pPr>
     <w:rPr>
-      <w:sz w:val="30"/>
-      <w:szCs w:val="30"/>
+      <w:rFonts w:cstheme="majorBidi" w:eastAsiaTheme="majorEastAsia"/>
+      <w:spacing w:val="15"/>
+      <w:sz w:val="28"/>
+      <w:szCs w:val="28"/>
+    </w:rPr>
+  </w:style>
+  <w:style w:customStyle="1" w:styleId="SubtitleChar" w:type="character">
+    <w:name w:val="Subtitle Char"/>
+    <w:basedOn w:val="DefaultParagraphFont"/>
+    <w:link w:val="Subtitle"/>
+    <w:uiPriority w:val="11"/>
+    <w:rsid w:val="00A10FD9"/>
+    <w:rPr>
+      <w:rFonts w:cstheme="majorBidi" w:eastAsiaTheme="majorEastAsia"/>
+      <w:color w:themeColor="text1" w:themeTint="A6" w:val="595959"/>
+      <w:spacing w:val="15"/>
+      <w:sz w:val="28"/>
+      <w:szCs w:val="28"/>
     </w:rPr>
   </w:style>
   <w:style w:customStyle="1" w:styleId="Author" w:type="paragraph">
@@ -2143,15 +1969,13 @@
     <w:pPr>
       <w:keepNext/>
       <w:keepLines/>
+      <w:spacing w:after="0" w:before="300"/>
       <w:jc w:val="center"/>
-      <w:spacing w:after="0" w:before="300"/>
     </w:pPr>
     <w:rPr>
+      <w:b/>
       <w:sz w:val="20"/>
       <w:szCs w:val="20"/>
-      <w:b/>
-      <w:color w:val="345A8A"/>
-      &gt;
     </w:rPr>
   </w:style>
   <w:style w:customStyle="1" w:styleId="Abstract" w:type="paragraph">
@@ -2178,191 +2002,321 @@
     <w:rPr/>
   </w:style>
   <w:style w:styleId="Heading1" w:type="paragraph">
-    <w:name w:val="Heading 1"/>
+    <w:name w:val="heading 1"/>
     <w:basedOn w:val="Normal"/>
     <w:next w:val="BodyText"/>
+    <w:link w:val="Heading1Char"/>
     <w:uiPriority w:val="9"/>
     <w:qFormat/>
+    <w:rsid w:val="00A10FD9"/>
     <w:pPr>
       <w:keepNext/>
       <w:keepLines/>
-      <w:spacing w:after="0" w:before="480"/>
+      <w:spacing w:after="80" w:before="360"/>
       <w:outlineLvl w:val="0"/>
     </w:pPr>
     <w:rPr>
       <w:rFonts w:asciiTheme="majorHAnsi" w:cstheme="majorBidi" w:eastAsiaTheme="majorEastAsia" w:hAnsiTheme="majorHAnsi"/>
-      <w:b/>
-      <w:bCs/>
-      <w:color w:themeColor="accent1" w:val="4F81BD"/>
-      <w:sz w:val="32"/>
-      <w:szCs w:val="32"/>
+      <w:color w:themeColor="accent1" w:themeShade="BF" w:val="0F4761"/>
+      <w:sz w:val="40"/>
+      <w:szCs w:val="40"/>
     </w:rPr>
   </w:style>
   <w:style w:styleId="Heading2" w:type="paragraph">
-    <w:name w:val="Heading 2"/>
+    <w:name w:val="heading 2"/>
     <w:basedOn w:val="Normal"/>
     <w:next w:val="BodyText"/>
+    <w:link w:val="Heading2Char"/>
     <w:uiPriority w:val="9"/>
+    <w:semiHidden/>
     <w:unhideWhenUsed/>
     <w:qFormat/>
+    <w:rsid w:val="00A10FD9"/>
     <w:pPr>
       <w:keepNext/>
       <w:keepLines/>
-      <w:spacing w:after="0" w:before="200"/>
+      <w:spacing w:after="80" w:before="160"/>
       <w:outlineLvl w:val="1"/>
     </w:pPr>
     <w:rPr>
       <w:rFonts w:asciiTheme="majorHAnsi" w:cstheme="majorBidi" w:eastAsiaTheme="majorEastAsia" w:hAnsiTheme="majorHAnsi"/>
-      <w:b/>
-      <w:bCs/>
-      <w:color w:themeColor="accent1" w:val="4F81BD"/>
-      <w:sz w:val="28"/>
-      <w:szCs w:val="28"/>
+      <w:color w:themeColor="accent1" w:themeShade="BF" w:val="0F4761"/>
+      <w:sz w:val="32"/>
+      <w:szCs w:val="32"/>
     </w:rPr>
   </w:style>
   <w:style w:styleId="Heading3" w:type="paragraph">
-    <w:name w:val="Heading 3"/>
+    <w:name w:val="heading 3"/>
     <w:basedOn w:val="Normal"/>
     <w:next w:val="BodyText"/>
+    <w:link w:val="Heading3Char"/>
     <w:uiPriority w:val="9"/>
+    <w:semiHidden/>
     <w:unhideWhenUsed/>
     <w:qFormat/>
+    <w:rsid w:val="00A10FD9"/>
     <w:pPr>
       <w:keepNext/>
       <w:keepLines/>
-      <w:spacing w:after="0" w:before="200"/>
+      <w:spacing w:after="80" w:before="160"/>
       <w:outlineLvl w:val="2"/>
     </w:pPr>
     <w:rPr>
-      <w:rFonts w:asciiTheme="majorHAnsi" w:cstheme="majorBidi" w:eastAsiaTheme="majorEastAsia" w:hAnsiTheme="majorHAnsi"/>
-      <w:b/>
-      <w:bCs/>
-      <w:color w:themeColor="accent1" w:val="4F81BD"/>
-      <w:sz w:val="24"/>
-      <w:szCs w:val="24"/>
+      <w:rFonts w:cstheme="majorBidi" w:eastAsiaTheme="majorEastAsia"/>
+      <w:color w:themeColor="accent1" w:themeShade="BF" w:val="0F4761"/>
+      <w:sz w:val="28"/>
+      <w:szCs w:val="28"/>
     </w:rPr>
   </w:style>
   <w:style w:styleId="Heading4" w:type="paragraph">
-    <w:name w:val="Heading 4"/>
+    <w:name w:val="heading 4"/>
     <w:basedOn w:val="Normal"/>
     <w:next w:val="BodyText"/>
+    <w:link w:val="Heading4Char"/>
     <w:uiPriority w:val="9"/>
+    <w:semiHidden/>
     <w:unhideWhenUsed/>
     <w:qFormat/>
+    <w:rsid w:val="00A10FD9"/>
     <w:pPr>
       <w:keepNext/>
       <w:keepLines/>
-      <w:spacing w:after="0" w:before="200"/>
+      <w:spacing w:after="40" w:before="80"/>
       <w:outlineLvl w:val="3"/>
     </w:pPr>
     <w:rPr>
-      <w:rFonts w:asciiTheme="majorHAnsi" w:cstheme="majorBidi" w:eastAsiaTheme="majorEastAsia" w:hAnsiTheme="majorHAnsi"/>
+      <w:rFonts w:cstheme="majorBidi" w:eastAsiaTheme="majorEastAsia"/>
       <w:i/>
-      <w:bCs/>
-      <w:color w:themeColor="accent1" w:val="4F81BD"/>
-      <w:sz w:val="24"/>
-      <w:szCs w:val="24"/>
+      <w:iCs/>
+      <w:color w:themeColor="accent1" w:themeShade="BF" w:val="0F4761"/>
     </w:rPr>
   </w:style>
   <w:style w:styleId="Heading5" w:type="paragraph">
-    <w:name w:val="Heading 5"/>
+    <w:name w:val="heading 5"/>
     <w:basedOn w:val="Normal"/>
     <w:next w:val="BodyText"/>
+    <w:link w:val="Heading5Char"/>
     <w:uiPriority w:val="9"/>
+    <w:semiHidden/>
     <w:unhideWhenUsed/>
     <w:qFormat/>
+    <w:rsid w:val="00A10FD9"/>
     <w:pPr>
       <w:keepNext/>
       <w:keepLines/>
-      <w:spacing w:after="0" w:before="200"/>
+      <w:spacing w:after="40" w:before="80"/>
       <w:outlineLvl w:val="4"/>
     </w:pPr>
     <w:rPr>
-      <w:rFonts w:asciiTheme="majorHAnsi" w:cstheme="majorBidi" w:eastAsiaTheme="majorEastAsia" w:hAnsiTheme="majorHAnsi"/>
-      <w:iCs/>
-      <w:color w:themeColor="accent1" w:val="4F81BD"/>
-      <w:sz w:val="24"/>
-      <w:szCs w:val="24"/>
+      <w:rFonts w:cstheme="majorBidi" w:eastAsiaTheme="majorEastAsia"/>
+      <w:color w:themeColor="accent1" w:themeShade="BF" w:val="0F4761"/>
     </w:rPr>
   </w:style>
   <w:style w:styleId="Heading6" w:type="paragraph">
-    <w:name w:val="Heading 6"/>
+    <w:name w:val="heading 6"/>
     <w:basedOn w:val="Normal"/>
     <w:next w:val="BodyText"/>
+    <w:link w:val="Heading6Char"/>
     <w:uiPriority w:val="9"/>
+    <w:semiHidden/>
     <w:unhideWhenUsed/>
     <w:qFormat/>
+    <w:rsid w:val="00A10FD9"/>
     <w:pPr>
       <w:keepNext/>
       <w:keepLines/>
-      <w:spacing w:after="0" w:before="200"/>
+      <w:spacing w:after="0" w:before="40"/>
       <w:outlineLvl w:val="5"/>
     </w:pPr>
     <w:rPr>
-      <w:rFonts w:asciiTheme="majorHAnsi" w:cstheme="majorBidi" w:eastAsiaTheme="majorEastAsia" w:hAnsiTheme="majorHAnsi"/>
-      <w:color w:themeColor="accent1" w:val="4F81BD"/>
-      <w:sz w:val="24"/>
-      <w:szCs w:val="24"/>
+      <w:rFonts w:cstheme="majorBidi" w:eastAsiaTheme="majorEastAsia"/>
+      <w:i/>
+      <w:iCs/>
+      <w:color w:themeColor="text1" w:themeTint="A6" w:val="595959"/>
     </w:rPr>
   </w:style>
   <w:style w:styleId="Heading7" w:type="paragraph">
-    <w:name w:val="Heading 7"/>
+    <w:name w:val="heading 7"/>
     <w:basedOn w:val="Normal"/>
     <w:next w:val="BodyText"/>
+    <w:link w:val="Heading7Char"/>
     <w:uiPriority w:val="9"/>
+    <w:semiHidden/>
     <w:unhideWhenUsed/>
     <w:qFormat/>
+    <w:rsid w:val="00A10FD9"/>
     <w:pPr>
       <w:keepNext/>
       <w:keepLines/>
-      <w:spacing w:after="0" w:before="200"/>
+      <w:spacing w:after="0" w:before="40"/>
       <w:outlineLvl w:val="6"/>
     </w:pPr>
     <w:rPr>
-      <w:rFonts w:asciiTheme="majorHAnsi" w:cstheme="majorBidi" w:eastAsiaTheme="majorEastAsia" w:hAnsiTheme="majorHAnsi"/>
-      <w:color w:themeColor="accent1" w:val="4F81BD"/>
-      <w:sz w:val="24"/>
-      <w:szCs w:val="24"/>
+      <w:rFonts w:cstheme="majorBidi" w:eastAsiaTheme="majorEastAsia"/>
+      <w:color w:themeColor="text1" w:themeTint="A6" w:val="595959"/>
     </w:rPr>
   </w:style>
   <w:style w:styleId="Heading8" w:type="paragraph">
-    <w:name w:val="Heading 8"/>
+    <w:name w:val="heading 8"/>
     <w:basedOn w:val="Normal"/>
     <w:next w:val="BodyText"/>
+    <w:link w:val="Heading8Char"/>
     <w:uiPriority w:val="9"/>
+    <w:semiHidden/>
     <w:unhideWhenUsed/>
     <w:qFormat/>
+    <w:rsid w:val="00A10FD9"/>
     <w:pPr>
       <w:keepNext/>
       <w:keepLines/>
-      <w:spacing w:after="0" w:before="200"/>
+      <w:spacing w:after="0"/>
       <w:outlineLvl w:val="7"/>
     </w:pPr>
     <w:rPr>
-      <w:rFonts w:asciiTheme="majorHAnsi" w:cstheme="majorBidi" w:eastAsiaTheme="majorEastAsia" w:hAnsiTheme="majorHAnsi"/>
-      <w:color w:themeColor="accent1" w:val="4F81BD"/>
-      <w:sz w:val="24"/>
-      <w:szCs w:val="24"/>
+      <w:rFonts w:cstheme="majorBidi" w:eastAsiaTheme="majorEastAsia"/>
+      <w:i/>
+      <w:iCs/>
+      <w:color w:themeColor="text1" w:themeTint="D8" w:val="272727"/>
     </w:rPr>
   </w:style>
   <w:style w:styleId="Heading9" w:type="paragraph">
-    <w:name w:val="Heading 9"/>
+    <w:name w:val="heading 9"/>
     <w:basedOn w:val="Normal"/>
     <w:next w:val="BodyText"/>
+    <w:link w:val="Heading9Char"/>
     <w:uiPriority w:val="9"/>
+    <w:semiHidden/>
     <w:unhideWhenUsed/>
     <w:qFormat/>
+    <w:rsid w:val="00A10FD9"/>
     <w:pPr>
       <w:keepNext/>
       <w:keepLines/>
-      <w:spacing w:after="0" w:before="200"/>
+      <w:spacing w:after="0"/>
       <w:outlineLvl w:val="8"/>
     </w:pPr>
     <w:rPr>
+      <w:rFonts w:cstheme="majorBidi" w:eastAsiaTheme="majorEastAsia"/>
+      <w:color w:themeColor="text1" w:themeTint="D8" w:val="272727"/>
+    </w:rPr>
+  </w:style>
+  <w:style w:customStyle="1" w:styleId="Heading1Char" w:type="character">
+    <w:name w:val="Heading 1 Char"/>
+    <w:basedOn w:val="DefaultParagraphFont"/>
+    <w:link w:val="Heading1"/>
+    <w:uiPriority w:val="9"/>
+    <w:rsid w:val="00A10FD9"/>
+    <w:rPr>
       <w:rFonts w:asciiTheme="majorHAnsi" w:cstheme="majorBidi" w:eastAsiaTheme="majorEastAsia" w:hAnsiTheme="majorHAnsi"/>
-      <w:color w:themeColor="accent1" w:val="4F81BD"/>
-      <w:sz w:val="24"/>
-      <w:szCs w:val="24"/>
+      <w:color w:themeColor="accent1" w:themeShade="BF" w:val="0F4761"/>
+      <w:sz w:val="40"/>
+      <w:szCs w:val="40"/>
+    </w:rPr>
+  </w:style>
+  <w:style w:customStyle="1" w:styleId="Heading2Char" w:type="character">
+    <w:name w:val="Heading 2 Char"/>
+    <w:basedOn w:val="DefaultParagraphFont"/>
+    <w:link w:val="Heading2"/>
+    <w:uiPriority w:val="9"/>
+    <w:semiHidden/>
+    <w:rsid w:val="00A10FD9"/>
+    <w:rPr>
+      <w:rFonts w:asciiTheme="majorHAnsi" w:cstheme="majorBidi" w:eastAsiaTheme="majorEastAsia" w:hAnsiTheme="majorHAnsi"/>
+      <w:color w:themeColor="accent1" w:themeShade="BF" w:val="0F4761"/>
+      <w:sz w:val="32"/>
+      <w:szCs w:val="32"/>
+    </w:rPr>
+  </w:style>
+  <w:style w:customStyle="1" w:styleId="Heading3Char" w:type="character">
+    <w:name w:val="Heading 3 Char"/>
+    <w:basedOn w:val="DefaultParagraphFont"/>
+    <w:link w:val="Heading3"/>
+    <w:uiPriority w:val="9"/>
+    <w:semiHidden/>
+    <w:rsid w:val="00A10FD9"/>
+    <w:rPr>
+      <w:rFonts w:cstheme="majorBidi" w:eastAsiaTheme="majorEastAsia"/>
+      <w:color w:themeColor="accent1" w:themeShade="BF" w:val="0F4761"/>
+      <w:sz w:val="28"/>
+      <w:szCs w:val="28"/>
+    </w:rPr>
+  </w:style>
+  <w:style w:customStyle="1" w:styleId="Heading4Char" w:type="character">
+    <w:name w:val="Heading 4 Char"/>
+    <w:basedOn w:val="DefaultParagraphFont"/>
+    <w:link w:val="Heading4"/>
+    <w:uiPriority w:val="9"/>
+    <w:semiHidden/>
+    <w:rsid w:val="00A10FD9"/>
+    <w:rPr>
+      <w:rFonts w:cstheme="majorBidi" w:eastAsiaTheme="majorEastAsia"/>
+      <w:i/>
+      <w:iCs/>
+      <w:color w:themeColor="accent1" w:themeShade="BF" w:val="0F4761"/>
+    </w:rPr>
+  </w:style>
+  <w:style w:customStyle="1" w:styleId="Heading5Char" w:type="character">
+    <w:name w:val="Heading 5 Char"/>
+    <w:basedOn w:val="DefaultParagraphFont"/>
+    <w:link w:val="Heading5"/>
+    <w:uiPriority w:val="9"/>
+    <w:semiHidden/>
+    <w:rsid w:val="00A10FD9"/>
+    <w:rPr>
+      <w:rFonts w:cstheme="majorBidi" w:eastAsiaTheme="majorEastAsia"/>
+      <w:color w:themeColor="accent1" w:themeShade="BF" w:val="0F4761"/>
+    </w:rPr>
+  </w:style>
+  <w:style w:customStyle="1" w:styleId="Heading6Char" w:type="character">
+    <w:name w:val="Heading 6 Char"/>
+    <w:basedOn w:val="DefaultParagraphFont"/>
+    <w:link w:val="Heading6"/>
+    <w:uiPriority w:val="9"/>
+    <w:semiHidden/>
+    <w:rsid w:val="00A10FD9"/>
+    <w:rPr>
+      <w:rFonts w:cstheme="majorBidi" w:eastAsiaTheme="majorEastAsia"/>
+      <w:i/>
+      <w:iCs/>
+      <w:color w:themeColor="text1" w:themeTint="A6" w:val="595959"/>
+    </w:rPr>
+  </w:style>
+  <w:style w:customStyle="1" w:styleId="Heading7Char" w:type="character">
+    <w:name w:val="Heading 7 Char"/>
+    <w:basedOn w:val="DefaultParagraphFont"/>
+    <w:link w:val="Heading7"/>
+    <w:uiPriority w:val="9"/>
+    <w:semiHidden/>
+    <w:rsid w:val="00A10FD9"/>
+    <w:rPr>
+      <w:rFonts w:cstheme="majorBidi" w:eastAsiaTheme="majorEastAsia"/>
+      <w:color w:themeColor="text1" w:themeTint="A6" w:val="595959"/>
+    </w:rPr>
+  </w:style>
+  <w:style w:customStyle="1" w:styleId="Heading8Char" w:type="character">
+    <w:name w:val="Heading 8 Char"/>
+    <w:basedOn w:val="DefaultParagraphFont"/>
+    <w:link w:val="Heading8"/>
+    <w:uiPriority w:val="9"/>
+    <w:semiHidden/>
+    <w:rsid w:val="00A10FD9"/>
+    <w:rPr>
+      <w:rFonts w:cstheme="majorBidi" w:eastAsiaTheme="majorEastAsia"/>
+      <w:i/>
+      <w:iCs/>
+      <w:color w:themeColor="text1" w:themeTint="D8" w:val="272727"/>
+    </w:rPr>
+  </w:style>
+  <w:style w:customStyle="1" w:styleId="Heading9Char" w:type="character">
+    <w:name w:val="Heading 9 Char"/>
+    <w:basedOn w:val="DefaultParagraphFont"/>
+    <w:link w:val="Heading9"/>
+    <w:uiPriority w:val="9"/>
+    <w:semiHidden/>
+    <w:rsid w:val="00A10FD9"/>
+    <w:rPr>
+      <w:rFonts w:cstheme="majorBidi" w:eastAsiaTheme="majorEastAsia"/>
+      <w:color w:themeColor="text1" w:themeTint="D8" w:val="272727"/>
     </w:rPr>
   </w:style>
   <w:style w:styleId="BlockText" w:type="paragraph">
@@ -2387,8 +2341,8 @@
   </w:style>
   <w:style w:styleId="FootnoteBlockText" w:type="paragraph">
     <w:name w:val="Footnote Block Text"/>
-    <w:basedOn w:val="Footnote Text"/>
-    <w:next w:val="Footnote Text"/>
+    <w:basedOn w:val="FootnoteText"/>
+    <w:next w:val="FootnoteText"/>
     <w:uiPriority w:val="9"/>
     <w:unhideWhenUsed/>
     <w:qFormat/>
@@ -2426,10 +2380,10 @@
         <w:jc w:val="left"/>
       </w:trPr>
       <w:tcPr>
-        <w:vAlign w:val="bottom"/>
         <w:tcBorders>
           <w:bottom w:val="single"/>
         </w:tcBorders>
+        <w:vAlign w:val="bottom"/>
       </w:tcPr>
     </w:tblStylePr>
   </w:style>
@@ -2545,6 +2499,7 @@
     <w:name w:val="KeywordTok"/>
     <w:basedOn w:val="VerbatimChar"/>
     <w:rPr>
+      <w:b/>
       <w:color w:val="003b4f"/>
       <w:shd w:val="clear" w:fill="f1f3f5"/>
     </w:rPr>
@@ -2649,9 +2604,9 @@
     <w:name w:val="DocumentationTok"/>
     <w:basedOn w:val="VerbatimChar"/>
     <w:rPr>
+      <w:i/>
       <w:color w:val="5e5e5e"/>
       <w:shd w:val="clear" w:fill="f1f3f5"/>
-      <w:i/>
     </w:rPr>
   </w:style>
   <w:style w:type="character" w:customStyle="1" w:styleId="AnnotationTok">
@@ -2666,9 +2621,9 @@
     <w:name w:val="CommentVarTok"/>
     <w:basedOn w:val="VerbatimChar"/>
     <w:rPr>
+      <w:i/>
       <w:color w:val="5e5e5e"/>
       <w:shd w:val="clear" w:fill="f1f3f5"/>
-      <w:i/>
     </w:rPr>
   </w:style>
   <w:style w:type="character" w:customStyle="1" w:styleId="OtherTok">
@@ -2699,6 +2654,7 @@
     <w:name w:val="ControlFlowTok"/>
     <w:basedOn w:val="VerbatimChar"/>
     <w:rPr>
+      <w:b/>
       <w:color w:val="003b4f"/>
       <w:shd w:val="clear" w:fill="f1f3f5"/>
     </w:rPr>
@@ -2763,9 +2719,9 @@
     <w:name w:val="WarningTok"/>
     <w:basedOn w:val="VerbatimChar"/>
     <w:rPr>
+      <w:i/>
       <w:color w:val="5e5e5e"/>
       <w:shd w:val="clear" w:fill="f1f3f5"/>
-      <w:i/>
     </w:rPr>
   </w:style>
   <w:style w:type="character" w:customStyle="1" w:styleId="AlertTok">
@@ -2806,44 +2762,44 @@
         <a:sysClr val="window" lastClr="FFFFFF"/>
       </a:lt1>
       <a:dk2>
-        <a:srgbClr val="1F497D"/>
+        <a:srgbClr val="0E2841"/>
       </a:dk2>
       <a:lt2>
-        <a:srgbClr val="EEECE1"/>
+        <a:srgbClr val="E8E8E8"/>
       </a:lt2>
       <a:accent1>
-        <a:srgbClr val="4F81BD"/>
+        <a:srgbClr val="156082"/>
       </a:accent1>
       <a:accent2>
-        <a:srgbClr val="C0504D"/>
+        <a:srgbClr val="E97132"/>
       </a:accent2>
       <a:accent3>
-        <a:srgbClr val="9BBB59"/>
+        <a:srgbClr val="196B24"/>
       </a:accent3>
       <a:accent4>
-        <a:srgbClr val="8064A2"/>
+        <a:srgbClr val="0F9ED5"/>
       </a:accent4>
       <a:accent5>
-        <a:srgbClr val="4BACC6"/>
+        <a:srgbClr val="A02B93"/>
       </a:accent5>
       <a:accent6>
-        <a:srgbClr val="F79646"/>
+        <a:srgbClr val="4EA72E"/>
       </a:accent6>
       <a:hlink>
-        <a:srgbClr val="0000FF"/>
+        <a:srgbClr val="467886"/>
       </a:hlink>
       <a:folHlink>
-        <a:srgbClr val="800080"/>
+        <a:srgbClr val="96607D"/>
       </a:folHlink>
     </a:clrScheme>
     <a:fontScheme name="Office">
       <a:majorFont>
-        <a:latin typeface="Calibri"/>
+        <a:latin typeface="Aptos Display" panose="02110004020202020204"/>
         <a:ea typeface=""/>
         <a:cs typeface=""/>
-        <a:font script="Jpan" typeface="ＭＳ ゴシック"/>
+        <a:font script="Jpan" typeface="游ゴシック Light"/>
         <a:font script="Hang" typeface="맑은 고딕"/>
-        <a:font script="Hans" typeface="宋体"/>
+        <a:font script="Hans" typeface="等线 Light"/>
         <a:font script="Hant" typeface="新細明體"/>
         <a:font script="Arab" typeface="Times New Roman"/>
         <a:font script="Hebr" typeface="Times New Roman"/>
@@ -2870,14 +2826,32 @@
         <a:font script="Mong" typeface="Mongolian Baiti"/>
         <a:font script="Viet" typeface="Times New Roman"/>
         <a:font script="Uigh" typeface="Microsoft Uighur"/>
+        <a:font script="Geor" typeface="Sylfaen"/>
+        <a:font script="Armn" typeface="Arial"/>
+        <a:font script="Bugi" typeface="Leelawadee UI"/>
+        <a:font script="Bopo" typeface="Microsoft JhengHei"/>
+        <a:font script="Java" typeface="Javanese Text"/>
+        <a:font script="Lisu" typeface="Segoe UI"/>
+        <a:font script="Mymr" typeface="Myanmar Text"/>
+        <a:font script="Nkoo" typeface="Ebrima"/>
+        <a:font script="Olck" typeface="Nirmala UI"/>
+        <a:font script="Osma" typeface="Ebrima"/>
+        <a:font script="Phag" typeface="Phagspa"/>
+        <a:font script="Syrn" typeface="Estrangelo Edessa"/>
+        <a:font script="Syrj" typeface="Estrangelo Edessa"/>
+        <a:font script="Syre" typeface="Estrangelo Edessa"/>
+        <a:font script="Sora" typeface="Nirmala UI"/>
+        <a:font script="Tale" typeface="Microsoft Tai Le"/>
+        <a:font script="Talu" typeface="Microsoft New Tai Lue"/>
+        <a:font script="Tfng" typeface="Ebrima"/>
       </a:majorFont>
       <a:minorFont>
-        <a:latin typeface="Cambria"/>
+        <a:latin typeface="Aptos" panose="02110004020202020204"/>
         <a:ea typeface=""/>
         <a:cs typeface=""/>
-        <a:font script="Jpan" typeface="ＭＳ 明朝"/>
+        <a:font script="Jpan" typeface="游明朝"/>
         <a:font script="Hang" typeface="맑은 고딕"/>
-        <a:font script="Hans" typeface="宋体"/>
+        <a:font script="Hans" typeface="等线"/>
         <a:font script="Hant" typeface="新細明體"/>
         <a:font script="Arab" typeface="Arial"/>
         <a:font script="Hebr" typeface="Arial"/>
@@ -2904,6 +2878,24 @@
         <a:font script="Mong" typeface="Mongolian Baiti"/>
         <a:font script="Viet" typeface="Arial"/>
         <a:font script="Uigh" typeface="Microsoft Uighur"/>
+        <a:font script="Geor" typeface="Sylfaen"/>
+        <a:font script="Armn" typeface="Arial"/>
+        <a:font script="Bugi" typeface="Leelawadee UI"/>
+        <a:font script="Bopo" typeface="Microsoft JhengHei"/>
+        <a:font script="Java" typeface="Javanese Text"/>
+        <a:font script="Lisu" typeface="Segoe UI"/>
+        <a:font script="Mymr" typeface="Myanmar Text"/>
+        <a:font script="Nkoo" typeface="Ebrima"/>
+        <a:font script="Olck" typeface="Nirmala UI"/>
+        <a:font script="Osma" typeface="Ebrima"/>
+        <a:font script="Phag" typeface="Phagspa"/>
+        <a:font script="Syrn" typeface="Estrangelo Edessa"/>
+        <a:font script="Syrj" typeface="Estrangelo Edessa"/>
+        <a:font script="Syre" typeface="Estrangelo Edessa"/>
+        <a:font script="Sora" typeface="Nirmala UI"/>
+        <a:font script="Tale" typeface="Microsoft Tai Le"/>
+        <a:font script="Talu" typeface="Microsoft New Tai Lue"/>
+        <a:font script="Tfng" typeface="Ebrima"/>
       </a:minorFont>
     </a:fontScheme>
     <a:fmtScheme name="Office">
@@ -2915,200 +2907,141 @@
           <a:gsLst>
             <a:gs pos="0">
               <a:schemeClr val="phClr">
-                <a:tint val="50000"/>
-                <a:satMod val="300000"/>
+                <a:lumMod val="110000"/>
+                <a:satMod val="105000"/>
+                <a:tint val="67000"/>
               </a:schemeClr>
             </a:gs>
-            <a:gs pos="35000">
+            <a:gs pos="50000">
               <a:schemeClr val="phClr">
-                <a:tint val="37000"/>
-                <a:satMod val="300000"/>
+                <a:lumMod val="105000"/>
+                <a:satMod val="103000"/>
+                <a:tint val="73000"/>
               </a:schemeClr>
             </a:gs>
             <a:gs pos="100000">
               <a:schemeClr val="phClr">
-                <a:tint val="15000"/>
-                <a:satMod val="350000"/>
+                <a:lumMod val="105000"/>
+                <a:satMod val="109000"/>
+                <a:tint val="81000"/>
               </a:schemeClr>
             </a:gs>
           </a:gsLst>
-          <a:lin ang="16200000" scaled="1"/>
+          <a:lin ang="5400000" scaled="0"/>
         </a:gradFill>
         <a:gradFill rotWithShape="1">
           <a:gsLst>
             <a:gs pos="0">
               <a:schemeClr val="phClr">
-                <a:tint val="100000"/>
+                <a:satMod val="103000"/>
+                <a:lumMod val="102000"/>
+                <a:tint val="94000"/>
+              </a:schemeClr>
+            </a:gs>
+            <a:gs pos="50000">
+              <a:schemeClr val="phClr">
+                <a:satMod val="110000"/>
+                <a:lumMod val="100000"/>
                 <a:shade val="100000"/>
-                <a:satMod val="130000"/>
               </a:schemeClr>
             </a:gs>
             <a:gs pos="100000">
               <a:schemeClr val="phClr">
-                <a:tint val="50000"/>
-                <a:shade val="100000"/>
-                <a:satMod val="350000"/>
+                <a:lumMod val="99000"/>
+                <a:satMod val="120000"/>
+                <a:shade val="78000"/>
               </a:schemeClr>
             </a:gs>
           </a:gsLst>
-          <a:lin ang="16200000" scaled="0"/>
+          <a:lin ang="5400000" scaled="0"/>
         </a:gradFill>
       </a:fillStyleLst>
       <a:lnStyleLst>
-        <a:ln w="9525" cap="flat" cmpd="sng" algn="ctr">
-          <a:solidFill>
-            <a:schemeClr val="phClr">
-              <a:shade val="95000"/>
-              <a:satMod val="105000"/>
-            </a:schemeClr>
-          </a:solidFill>
-          <a:prstDash val="solid"/>
-        </a:ln>
-        <a:ln w="25400" cap="flat" cmpd="sng" algn="ctr">
+        <a:ln w="6350" cap="flat" cmpd="sng" algn="ctr">
           <a:solidFill>
             <a:schemeClr val="phClr"/>
           </a:solidFill>
           <a:prstDash val="solid"/>
+          <a:miter lim="800000"/>
         </a:ln>
-        <a:ln w="38100" cap="flat" cmpd="sng" algn="ctr">
+        <a:ln w="12700" cap="flat" cmpd="sng" algn="ctr">
           <a:solidFill>
             <a:schemeClr val="phClr"/>
           </a:solidFill>
           <a:prstDash val="solid"/>
+          <a:miter lim="800000"/>
+        </a:ln>
+        <a:ln w="19050" cap="flat" cmpd="sng" algn="ctr">
+          <a:solidFill>
+            <a:schemeClr val="phClr"/>
+          </a:solidFill>
+          <a:prstDash val="solid"/>
+          <a:miter lim="800000"/>
         </a:ln>
       </a:lnStyleLst>
       <a:effectStyleLst>
         <a:effectStyle>
+          <a:effectLst/>
+        </a:effectStyle>
+        <a:effectStyle>
+          <a:effectLst/>
+        </a:effectStyle>
+        <a:effectStyle>
           <a:effectLst>
-            <a:outerShdw blurRad="40000" dist="20000" dir="5400000" rotWithShape="0">
+            <a:outerShdw blurRad="57150" dist="19050" dir="5400000" algn="ctr" rotWithShape="0">
               <a:srgbClr val="000000">
-                <a:alpha val="38000"/>
+                <a:alpha val="63000"/>
               </a:srgbClr>
             </a:outerShdw>
           </a:effectLst>
-        </a:effectStyle>
-        <a:effectStyle>
-          <a:effectLst>
-            <a:outerShdw blurRad="40000" dist="23000" dir="5400000" rotWithShape="0">
-              <a:srgbClr val="000000">
-                <a:alpha val="35000"/>
-              </a:srgbClr>
-            </a:outerShdw>
-          </a:effectLst>
-        </a:effectStyle>
-        <a:effectStyle>
-          <a:effectLst>
-            <a:outerShdw blurRad="40000" dist="23000" dir="5400000" rotWithShape="0">
-              <a:srgbClr val="000000">
-                <a:alpha val="35000"/>
-              </a:srgbClr>
-            </a:outerShdw>
-          </a:effectLst>
-          <a:scene3d>
-            <a:camera prst="orthographicFront">
-              <a:rot lat="0" lon="0" rev="0"/>
-            </a:camera>
-            <a:lightRig rig="threePt" dir="t">
-              <a:rot lat="0" lon="0" rev="1200000"/>
-            </a:lightRig>
-          </a:scene3d>
-          <a:sp3d>
-            <a:bevelT w="63500" h="25400"/>
-          </a:sp3d>
         </a:effectStyle>
       </a:effectStyleLst>
       <a:bgFillStyleLst>
         <a:solidFill>
           <a:schemeClr val="phClr"/>
         </a:solidFill>
+        <a:solidFill>
+          <a:schemeClr val="phClr">
+            <a:tint val="95000"/>
+            <a:satMod val="170000"/>
+          </a:schemeClr>
+        </a:solidFill>
         <a:gradFill rotWithShape="1">
           <a:gsLst>
             <a:gs pos="0">
               <a:schemeClr val="phClr">
-                <a:tint val="40000"/>
-                <a:satMod val="350000"/>
+                <a:tint val="93000"/>
+                <a:satMod val="150000"/>
+                <a:shade val="98000"/>
+                <a:lumMod val="102000"/>
               </a:schemeClr>
             </a:gs>
-            <a:gs pos="40000">
+            <a:gs pos="50000">
               <a:schemeClr val="phClr">
-                <a:tint val="45000"/>
-                <a:shade val="99000"/>
-                <a:satMod val="350000"/>
+                <a:tint val="98000"/>
+                <a:satMod val="130000"/>
+                <a:shade val="90000"/>
+                <a:lumMod val="103000"/>
               </a:schemeClr>
             </a:gs>
             <a:gs pos="100000">
               <a:schemeClr val="phClr">
-                <a:shade val="20000"/>
-                <a:satMod val="255000"/>
+                <a:shade val="63000"/>
+                <a:satMod val="120000"/>
               </a:schemeClr>
             </a:gs>
           </a:gsLst>
-          <a:path path="circle">
-            <a:fillToRect l="50000" t="-80000" r="50000" b="180000"/>
-          </a:path>
-        </a:gradFill>
-        <a:gradFill rotWithShape="1">
-          <a:gsLst>
-            <a:gs pos="0">
-              <a:schemeClr val="phClr">
-                <a:tint val="80000"/>
-                <a:satMod val="300000"/>
-              </a:schemeClr>
-            </a:gs>
-            <a:gs pos="100000">
-              <a:schemeClr val="phClr">
-                <a:shade val="30000"/>
-                <a:satMod val="200000"/>
-              </a:schemeClr>
-            </a:gs>
-          </a:gsLst>
-          <a:path path="circle">
-            <a:fillToRect l="50000" t="50000" r="50000" b="50000"/>
-          </a:path>
+          <a:lin ang="5400000" scaled="0"/>
         </a:gradFill>
       </a:bgFillStyleLst>
     </a:fmtScheme>
   </a:themeElements>
-  <a:objectDefaults>
-    <a:spDef>
-      <a:spPr/>
-      <a:bodyPr/>
-      <a:lstStyle/>
-      <a:style>
-        <a:lnRef idx="1">
-          <a:schemeClr val="accent1"/>
-        </a:lnRef>
-        <a:fillRef idx="3">
-          <a:schemeClr val="accent1"/>
-        </a:fillRef>
-        <a:effectRef idx="2">
-          <a:schemeClr val="accent1"/>
-        </a:effectRef>
-        <a:fontRef idx="minor">
-          <a:schemeClr val="lt1"/>
-        </a:fontRef>
-      </a:style>
-    </a:spDef>
-    <a:lnDef>
-      <a:spPr/>
-      <a:bodyPr/>
-      <a:lstStyle/>
-      <a:style>
-        <a:lnRef idx="2">
-          <a:schemeClr val="accent1"/>
-        </a:lnRef>
-        <a:fillRef idx="0">
-          <a:schemeClr val="accent1"/>
-        </a:fillRef>
-        <a:effectRef idx="1">
-          <a:schemeClr val="accent1"/>
-        </a:effectRef>
-        <a:fontRef idx="minor">
-          <a:schemeClr val="tx1"/>
-        </a:fontRef>
-      </a:style>
-    </a:lnDef>
-  </a:objectDefaults>
+  <a:objectDefaults/>
   <a:extraClrSchemeLst/>
+  <a:extLst>
+    <a:ext uri="{05A4C25C-085E-4340-85A3-A5531E510DB2}">
+      <thm15:themeFamily xmlns:thm15="http://schemas.microsoft.com/office/thememl/2012/main" name="Office Theme" id="{2E142A2C-CD16-42D6-873A-C26D2A0506FA}" vid="{1BDDFF52-6CD6-40A5-AB3C-68EB2F1E4D0A}"/>
+    </a:ext>
+  </a:extLst>
 </a:theme>
 </file>